--- a/PERIYAR UNIVERSITY NSS PORTAL-intro.docx
+++ b/PERIYAR UNIVERSITY NSS PORTAL-intro.docx
@@ -1,11 +1,11 @@
 
 <file path=word/document.xml><?xml version="1.0" encoding="utf-8"?>
-<w:document xmlns:ve="http://schemas.openxmlformats.org/markup-compatibility/2006" xmlns:o="urn:schemas-microsoft-com:office:office" xmlns:r="http://schemas.openxmlformats.org/officeDocument/2006/relationships" xmlns:m="http://schemas.openxmlformats.org/officeDocument/2006/math" xmlns:v="urn:schemas-microsoft-com:vml" xmlns:wp="http://schemas.openxmlformats.org/drawingml/2006/wordprocessingDrawing" xmlns:w10="urn:schemas-microsoft-com:office:word" xmlns:w="http://schemas.openxmlformats.org/wordprocessingml/2006/main" xmlns:wne="http://schemas.microsoft.com/office/word/2006/wordml">
+<w:document xmlns:wpc="http://schemas.microsoft.com/office/word/2010/wordprocessingCanvas" xmlns:mc="http://schemas.openxmlformats.org/markup-compatibility/2006" xmlns:o="urn:schemas-microsoft-com:office:office" xmlns:r="http://schemas.openxmlformats.org/officeDocument/2006/relationships" xmlns:m="http://schemas.openxmlformats.org/officeDocument/2006/math" xmlns:v="urn:schemas-microsoft-com:vml" xmlns:wp14="http://schemas.microsoft.com/office/word/2010/wordprocessingDrawing" xmlns:wp="http://schemas.openxmlformats.org/drawingml/2006/wordprocessingDrawing" xmlns:w10="urn:schemas-microsoft-com:office:word" xmlns:w="http://schemas.openxmlformats.org/wordprocessingml/2006/main" xmlns:w14="http://schemas.microsoft.com/office/word/2010/wordml" xmlns:w15="http://schemas.microsoft.com/office/word/2012/wordml" xmlns:wpg="http://schemas.microsoft.com/office/word/2010/wordprocessingGroup" xmlns:wpi="http://schemas.microsoft.com/office/word/2010/wordprocessingInk" xmlns:wne="http://schemas.microsoft.com/office/word/2006/wordml" xmlns:wps="http://schemas.microsoft.com/office/word/2010/wordprocessingShape" mc:Ignorable="w14 w15 wp14">
   <w:background w:color="FFFFFF"/>
   <w:body>
     <w:p>
       <w:pPr>
-        <w:pStyle w:val="normal0"/>
+        <w:pStyle w:val="Normal1"/>
         <w:spacing w:before="240" w:after="240"/>
         <w:jc w:val="center"/>
         <w:rPr>
@@ -29,7 +29,7 @@
     </w:p>
     <w:p>
       <w:pPr>
-        <w:pStyle w:val="normal0"/>
+        <w:pStyle w:val="Normal1"/>
         <w:spacing w:before="240" w:after="240" w:line="480" w:lineRule="auto"/>
         <w:jc w:val="center"/>
         <w:rPr>
@@ -75,7 +75,7 @@
     </w:p>
     <w:p>
       <w:pPr>
-        <w:pStyle w:val="normal0"/>
+        <w:pStyle w:val="Normal1"/>
         <w:spacing w:before="240" w:after="240"/>
         <w:jc w:val="center"/>
         <w:rPr>
@@ -95,7 +95,7 @@
     </w:p>
     <w:p>
       <w:pPr>
-        <w:pStyle w:val="normal0"/>
+        <w:pStyle w:val="Normal1"/>
         <w:spacing w:before="240" w:after="240" w:line="480" w:lineRule="auto"/>
         <w:jc w:val="center"/>
         <w:rPr>
@@ -125,7 +125,7 @@
     </w:p>
     <w:p>
       <w:pPr>
-        <w:pStyle w:val="normal0"/>
+        <w:pStyle w:val="Normal1"/>
         <w:spacing w:before="240" w:after="240"/>
         <w:jc w:val="center"/>
         <w:rPr>
@@ -149,7 +149,7 @@
     </w:p>
     <w:p>
       <w:pPr>
-        <w:pStyle w:val="normal0"/>
+        <w:pStyle w:val="Normal1"/>
         <w:spacing w:before="240" w:after="240"/>
         <w:jc w:val="center"/>
         <w:rPr>
@@ -173,7 +173,7 @@
     </w:p>
     <w:p>
       <w:pPr>
-        <w:pStyle w:val="normal0"/>
+        <w:pStyle w:val="Normal1"/>
         <w:spacing w:before="240" w:after="240"/>
         <w:jc w:val="center"/>
         <w:rPr>
@@ -197,7 +197,7 @@
     </w:p>
     <w:p>
       <w:pPr>
-        <w:pStyle w:val="normal0"/>
+        <w:pStyle w:val="Normal1"/>
         <w:spacing w:before="240" w:after="240" w:line="360" w:lineRule="auto"/>
         <w:jc w:val="center"/>
         <w:rPr>
@@ -216,6 +216,7 @@
           <w:noProof/>
           <w:sz w:val="26"/>
           <w:szCs w:val="26"/>
+          <w:lang w:val="en-IN" w:eastAsia="en-IN"/>
         </w:rPr>
         <w:drawing>
           <wp:anchor distT="114300" distB="114300" distL="114300" distR="114300" simplePos="0" relativeHeight="251658240" behindDoc="1" locked="0" layoutInCell="1" allowOverlap="1">
@@ -298,7 +299,7 @@
     </w:p>
     <w:p>
       <w:pPr>
-        <w:pStyle w:val="normal0"/>
+        <w:pStyle w:val="Normal1"/>
         <w:spacing w:before="240" w:after="240"/>
         <w:jc w:val="center"/>
         <w:rPr>
@@ -312,7 +313,7 @@
     </w:p>
     <w:p>
       <w:pPr>
-        <w:pStyle w:val="normal0"/>
+        <w:pStyle w:val="Normal1"/>
         <w:spacing w:before="240" w:after="240"/>
         <w:jc w:val="center"/>
         <w:rPr>
@@ -326,7 +327,7 @@
     </w:p>
     <w:p>
       <w:pPr>
-        <w:pStyle w:val="normal0"/>
+        <w:pStyle w:val="Normal1"/>
         <w:spacing w:before="240" w:after="240"/>
         <w:jc w:val="center"/>
         <w:rPr>
@@ -340,7 +341,7 @@
     </w:p>
     <w:p>
       <w:pPr>
-        <w:pStyle w:val="normal0"/>
+        <w:pStyle w:val="Normal1"/>
         <w:spacing w:before="240" w:after="240"/>
         <w:jc w:val="center"/>
         <w:rPr>
@@ -354,7 +355,7 @@
     </w:p>
     <w:p>
       <w:pPr>
-        <w:pStyle w:val="normal0"/>
+        <w:pStyle w:val="Normal1"/>
         <w:spacing w:before="240" w:after="240"/>
         <w:jc w:val="center"/>
         <w:rPr>
@@ -368,7 +369,7 @@
     </w:p>
     <w:p>
       <w:pPr>
-        <w:pStyle w:val="normal0"/>
+        <w:pStyle w:val="Normal1"/>
         <w:spacing w:before="200" w:after="240"/>
         <w:jc w:val="center"/>
         <w:rPr>
@@ -382,7 +383,7 @@
     </w:p>
     <w:p>
       <w:pPr>
-        <w:pStyle w:val="normal0"/>
+        <w:pStyle w:val="Normal1"/>
         <w:spacing w:before="200" w:after="240"/>
         <w:jc w:val="center"/>
         <w:rPr>
@@ -406,7 +407,7 @@
     </w:p>
     <w:p>
       <w:pPr>
-        <w:pStyle w:val="normal0"/>
+        <w:pStyle w:val="Normal1"/>
         <w:spacing w:before="240" w:after="240" w:line="360" w:lineRule="auto"/>
         <w:jc w:val="center"/>
         <w:rPr>
@@ -430,7 +431,7 @@
     </w:p>
     <w:p>
       <w:pPr>
-        <w:pStyle w:val="normal0"/>
+        <w:pStyle w:val="Normal1"/>
         <w:widowControl w:val="0"/>
         <w:spacing w:before="200" w:line="404" w:lineRule="auto"/>
         <w:ind w:right="30"/>
@@ -456,7 +457,7 @@
     </w:p>
     <w:p>
       <w:pPr>
-        <w:pStyle w:val="normal0"/>
+        <w:pStyle w:val="Normal1"/>
         <w:widowControl w:val="0"/>
         <w:spacing w:line="480" w:lineRule="auto"/>
         <w:ind w:right="30"/>
@@ -482,7 +483,7 @@
     </w:p>
     <w:p>
       <w:pPr>
-        <w:pStyle w:val="normal0"/>
+        <w:pStyle w:val="Normal1"/>
         <w:widowControl w:val="0"/>
         <w:spacing w:before="200" w:line="404" w:lineRule="auto"/>
         <w:ind w:right="30"/>
@@ -508,7 +509,7 @@
     </w:p>
     <w:p>
       <w:pPr>
-        <w:pStyle w:val="normal0"/>
+        <w:pStyle w:val="Normal1"/>
         <w:spacing w:before="240" w:after="240"/>
         <w:ind w:left="3600"/>
         <w:rPr>
@@ -522,7 +523,7 @@
     </w:p>
     <w:p>
       <w:pPr>
-        <w:pStyle w:val="normal0"/>
+        <w:pStyle w:val="Normal1"/>
         <w:spacing w:before="240" w:after="240"/>
         <w:ind w:left="3600"/>
         <w:rPr>
@@ -588,7 +589,7 @@
     </w:p>
     <w:p>
       <w:pPr>
-        <w:pStyle w:val="normal0"/>
+        <w:pStyle w:val="Normal1"/>
         <w:spacing w:before="240" w:after="240"/>
         <w:ind w:left="2880" w:firstLine="720"/>
         <w:rPr>
@@ -598,7 +599,7 @@
     </w:p>
     <w:p>
       <w:pPr>
-        <w:pStyle w:val="normal0"/>
+        <w:pStyle w:val="Normal1"/>
         <w:spacing w:before="240" w:after="240"/>
         <w:jc w:val="both"/>
         <w:rPr>
@@ -608,14 +609,13 @@
     </w:p>
     <w:p>
       <w:pPr>
-        <w:pStyle w:val="normal0"/>
+        <w:pStyle w:val="Normal1"/>
         <w:spacing w:line="432" w:lineRule="auto"/>
         <w:jc w:val="both"/>
         <w:rPr>
           <w:rFonts w:ascii="Times New Roman" w:eastAsia="Times New Roman" w:hAnsi="Times New Roman" w:cs="Times New Roman"/>
           <w:b/>
           <w:bCs/>
-          <w:color w:val="212529"/>
           <w:sz w:val="24"/>
           <w:szCs w:val="24"/>
           <w:highlight w:val="white"/>
@@ -637,7 +637,6 @@
           <w:rFonts w:ascii="Times New Roman" w:eastAsia="Times New Roman" w:hAnsi="Times New Roman" w:cs="Times New Roman"/>
           <w:b/>
           <w:bCs/>
-          <w:color w:val="212529"/>
           <w:sz w:val="24"/>
           <w:szCs w:val="24"/>
           <w:highlight w:val="white"/>
@@ -650,50 +649,22 @@
           <w:rFonts w:ascii="Times New Roman" w:eastAsia="Times New Roman" w:hAnsi="Times New Roman" w:cs="Times New Roman"/>
           <w:b/>
           <w:bCs/>
-          <w:color w:val="212529"/>
           <w:sz w:val="24"/>
           <w:szCs w:val="24"/>
           <w:highlight w:val="white"/>
         </w:rPr>
-        <w:t xml:space="preserve"> </w:t>
-      </w:r>
-      <w:proofErr w:type="spellStart"/>
-      <w:r>
-        <w:rPr>
-          <w:rFonts w:ascii="Times New Roman" w:eastAsia="Times New Roman" w:hAnsi="Times New Roman" w:cs="Times New Roman"/>
-          <w:b/>
-          <w:bCs/>
-          <w:color w:val="212529"/>
-          <w:sz w:val="24"/>
-          <w:szCs w:val="24"/>
-          <w:highlight w:val="white"/>
-        </w:rPr>
-        <w:t>M.Phil.</w:t>
-      </w:r>
-      <w:proofErr w:type="spellEnd"/>
-      <w:r>
-        <w:rPr>
-          <w:rFonts w:ascii="Times New Roman" w:eastAsia="Times New Roman" w:hAnsi="Times New Roman" w:cs="Times New Roman"/>
-          <w:b/>
-          <w:bCs/>
-          <w:color w:val="212529"/>
-          <w:sz w:val="24"/>
-          <w:szCs w:val="24"/>
-          <w:highlight w:val="white"/>
-        </w:rPr>
-        <w:t>, Ph.D.,</w:t>
-      </w:r>
-    </w:p>
-    <w:p>
-      <w:pPr>
-        <w:pStyle w:val="normal0"/>
+        <w:t xml:space="preserve"> M.Phil., Ph.D.,</w:t>
+      </w:r>
+    </w:p>
+    <w:p>
+      <w:pPr>
+        <w:pStyle w:val="Normal1"/>
         <w:spacing w:line="432" w:lineRule="auto"/>
         <w:jc w:val="both"/>
         <w:rPr>
           <w:rFonts w:ascii="Times New Roman" w:eastAsia="Times New Roman" w:hAnsi="Times New Roman" w:cs="Times New Roman"/>
           <w:b/>
           <w:bCs/>
-          <w:color w:val="212529"/>
           <w:sz w:val="24"/>
           <w:szCs w:val="24"/>
           <w:highlight w:val="white"/>
@@ -705,7 +676,6 @@
           <w:rFonts w:ascii="Times New Roman" w:eastAsia="Times New Roman" w:hAnsi="Times New Roman" w:cs="Times New Roman"/>
           <w:b/>
           <w:bCs/>
-          <w:color w:val="212529"/>
           <w:sz w:val="24"/>
           <w:szCs w:val="24"/>
           <w:highlight w:val="white"/>
@@ -718,7 +688,6 @@
           <w:rFonts w:ascii="Times New Roman" w:eastAsia="Times New Roman" w:hAnsi="Times New Roman" w:cs="Times New Roman"/>
           <w:b/>
           <w:bCs/>
-          <w:color w:val="212529"/>
           <w:sz w:val="24"/>
           <w:szCs w:val="24"/>
           <w:highlight w:val="white"/>
@@ -728,14 +697,13 @@
     </w:p>
     <w:p>
       <w:pPr>
-        <w:pStyle w:val="normal0"/>
+        <w:pStyle w:val="Normal1"/>
         <w:spacing w:line="432" w:lineRule="auto"/>
         <w:jc w:val="both"/>
         <w:rPr>
           <w:rFonts w:ascii="Times New Roman" w:eastAsia="Times New Roman" w:hAnsi="Times New Roman" w:cs="Times New Roman"/>
           <w:b/>
           <w:bCs/>
-          <w:color w:val="212529"/>
           <w:sz w:val="24"/>
           <w:szCs w:val="24"/>
           <w:highlight w:val="white"/>
@@ -746,7 +714,6 @@
           <w:rFonts w:ascii="Times New Roman" w:eastAsia="Times New Roman" w:hAnsi="Times New Roman" w:cs="Times New Roman"/>
           <w:b/>
           <w:bCs/>
-          <w:color w:val="212529"/>
           <w:sz w:val="24"/>
           <w:szCs w:val="24"/>
           <w:highlight w:val="white"/>
@@ -756,14 +723,13 @@
     </w:p>
     <w:p>
       <w:pPr>
-        <w:pStyle w:val="normal0"/>
+        <w:pStyle w:val="Normal1"/>
         <w:spacing w:line="432" w:lineRule="auto"/>
         <w:jc w:val="both"/>
         <w:rPr>
           <w:rFonts w:ascii="Times New Roman" w:eastAsia="Times New Roman" w:hAnsi="Times New Roman" w:cs="Times New Roman"/>
           <w:b/>
           <w:bCs/>
-          <w:color w:val="212529"/>
           <w:sz w:val="24"/>
           <w:szCs w:val="24"/>
           <w:highlight w:val="white"/>
@@ -774,7 +740,6 @@
           <w:rFonts w:ascii="Times New Roman" w:eastAsia="Times New Roman" w:hAnsi="Times New Roman" w:cs="Times New Roman"/>
           <w:b/>
           <w:bCs/>
-          <w:color w:val="212529"/>
           <w:sz w:val="24"/>
           <w:szCs w:val="24"/>
           <w:highlight w:val="white"/>
@@ -784,7 +749,7 @@
     </w:p>
     <w:p>
       <w:pPr>
-        <w:pStyle w:val="normal0"/>
+        <w:pStyle w:val="Normal1"/>
         <w:spacing w:line="432" w:lineRule="auto"/>
         <w:jc w:val="both"/>
         <w:rPr>
@@ -798,7 +763,6 @@
           <w:rFonts w:ascii="Times New Roman" w:eastAsia="Times New Roman" w:hAnsi="Times New Roman" w:cs="Times New Roman"/>
           <w:b/>
           <w:bCs/>
-          <w:color w:val="212529"/>
           <w:sz w:val="24"/>
           <w:szCs w:val="24"/>
           <w:highlight w:val="white"/>
@@ -808,7 +772,7 @@
     </w:p>
     <w:p>
       <w:pPr>
-        <w:pStyle w:val="normal0"/>
+        <w:pStyle w:val="Normal1"/>
         <w:spacing w:before="240" w:after="240"/>
         <w:jc w:val="center"/>
         <w:rPr>
@@ -832,7 +796,7 @@
     </w:p>
     <w:p>
       <w:pPr>
-        <w:pStyle w:val="normal0"/>
+        <w:pStyle w:val="Normal1"/>
         <w:spacing w:before="240" w:after="240"/>
         <w:jc w:val="center"/>
         <w:rPr>
@@ -846,7 +810,7 @@
     </w:p>
     <w:p>
       <w:pPr>
-        <w:pStyle w:val="normal0"/>
+        <w:pStyle w:val="Normal1"/>
         <w:spacing w:before="240" w:after="240" w:line="480" w:lineRule="auto"/>
         <w:ind w:firstLine="720"/>
         <w:jc w:val="both"/>
@@ -959,7 +923,7 @@
     </w:p>
     <w:p>
       <w:pPr>
-        <w:pStyle w:val="normal0"/>
+        <w:pStyle w:val="Normal1"/>
         <w:spacing w:before="240" w:after="240"/>
         <w:ind w:left="6480" w:firstLine="720"/>
         <w:jc w:val="both"/>
@@ -972,7 +936,7 @@
     </w:p>
     <w:p>
       <w:pPr>
-        <w:pStyle w:val="normal0"/>
+        <w:pStyle w:val="Normal1"/>
         <w:spacing w:before="240" w:after="240"/>
         <w:ind w:left="6480" w:firstLine="720"/>
         <w:jc w:val="center"/>
@@ -985,7 +949,7 @@
     </w:p>
     <w:p>
       <w:pPr>
-        <w:pStyle w:val="normal0"/>
+        <w:pStyle w:val="Normal1"/>
         <w:spacing w:before="240" w:after="240"/>
         <w:jc w:val="both"/>
         <w:rPr>
@@ -1070,7 +1034,7 @@
     </w:p>
     <w:p>
       <w:pPr>
-        <w:pStyle w:val="normal0"/>
+        <w:pStyle w:val="Normal1"/>
         <w:spacing w:before="240" w:after="240"/>
         <w:jc w:val="both"/>
         <w:rPr>
@@ -1084,7 +1048,7 @@
     </w:p>
     <w:p>
       <w:pPr>
-        <w:pStyle w:val="normal0"/>
+        <w:pStyle w:val="Normal1"/>
         <w:spacing w:before="240" w:after="240"/>
         <w:jc w:val="both"/>
         <w:rPr>
@@ -1098,7 +1062,7 @@
     </w:p>
     <w:p>
       <w:pPr>
-        <w:pStyle w:val="normal0"/>
+        <w:pStyle w:val="Normal1"/>
         <w:spacing w:before="240" w:after="240"/>
         <w:jc w:val="center"/>
         <w:rPr>
@@ -1122,7 +1086,7 @@
     </w:p>
     <w:p>
       <w:pPr>
-        <w:pStyle w:val="normal0"/>
+        <w:pStyle w:val="Normal1"/>
         <w:spacing w:before="240" w:after="240"/>
         <w:jc w:val="both"/>
         <w:rPr>
@@ -1136,7 +1100,7 @@
     </w:p>
     <w:p>
       <w:pPr>
-        <w:pStyle w:val="normal0"/>
+        <w:pStyle w:val="Normal1"/>
         <w:spacing w:before="240" w:after="240"/>
         <w:jc w:val="both"/>
         <w:rPr>
@@ -1150,7 +1114,7 @@
     </w:p>
     <w:p>
       <w:pPr>
-        <w:pStyle w:val="normal0"/>
+        <w:pStyle w:val="Normal1"/>
         <w:spacing w:before="240" w:after="240"/>
         <w:jc w:val="both"/>
         <w:rPr>
@@ -1164,7 +1128,7 @@
     </w:p>
     <w:p>
       <w:pPr>
-        <w:pStyle w:val="normal0"/>
+        <w:pStyle w:val="Normal1"/>
         <w:spacing w:before="240" w:after="240"/>
         <w:jc w:val="both"/>
         <w:rPr>
@@ -1259,7 +1223,7 @@
     </w:p>
     <w:p>
       <w:pPr>
-        <w:pStyle w:val="normal0"/>
+        <w:pStyle w:val="Normal1"/>
         <w:spacing w:before="240" w:after="240"/>
         <w:jc w:val="both"/>
         <w:rPr>
@@ -1273,7 +1237,7 @@
     </w:p>
     <w:p>
       <w:pPr>
-        <w:pStyle w:val="normal0"/>
+        <w:pStyle w:val="Normal1"/>
         <w:spacing w:before="240" w:after="240"/>
         <w:jc w:val="both"/>
         <w:rPr>
@@ -1287,7 +1251,7 @@
     </w:p>
     <w:p>
       <w:pPr>
-        <w:pStyle w:val="normal0"/>
+        <w:pStyle w:val="Normal1"/>
         <w:spacing w:before="240" w:after="240"/>
         <w:jc w:val="both"/>
         <w:rPr>
@@ -1301,7 +1265,7 @@
     </w:p>
     <w:p>
       <w:pPr>
-        <w:pStyle w:val="normal0"/>
+        <w:pStyle w:val="Normal1"/>
         <w:jc w:val="center"/>
         <w:rPr>
           <w:rFonts w:ascii="Times New Roman" w:hAnsi="Times New Roman" w:cs="Times New Roman"/>
@@ -1325,7 +1289,7 @@
     </w:p>
     <w:p>
       <w:pPr>
-        <w:pStyle w:val="normal0"/>
+        <w:pStyle w:val="Normal1"/>
         <w:rPr>
           <w:rFonts w:ascii="Times New Roman" w:hAnsi="Times New Roman" w:cs="Times New Roman"/>
           <w:b/>
@@ -1337,7 +1301,7 @@
     </w:p>
     <w:p>
       <w:pPr>
-        <w:pStyle w:val="normal0"/>
+        <w:pStyle w:val="Normal1"/>
         <w:rPr>
           <w:rFonts w:ascii="Times New Roman" w:hAnsi="Times New Roman" w:cs="Times New Roman"/>
           <w:b/>
@@ -1349,7 +1313,7 @@
     </w:p>
     <w:p>
       <w:pPr>
-        <w:pStyle w:val="normal0"/>
+        <w:pStyle w:val="Normal1"/>
         <w:spacing w:before="240" w:after="240" w:line="360" w:lineRule="auto"/>
         <w:ind w:firstLine="720"/>
         <w:jc w:val="both"/>
@@ -1357,7 +1321,6 @@
           <w:rFonts w:ascii="Times New Roman" w:eastAsia="Times New Roman" w:hAnsi="Times New Roman" w:cs="Times New Roman"/>
           <w:b/>
           <w:bCs/>
-          <w:color w:val="000000" w:themeColor="text1"/>
           <w:sz w:val="26"/>
           <w:szCs w:val="26"/>
         </w:rPr>
@@ -1365,7 +1328,6 @@
       <w:r>
         <w:rPr>
           <w:rFonts w:ascii="Times New Roman" w:hAnsi="Times New Roman" w:cs="Times New Roman"/>
-          <w:color w:val="000000" w:themeColor="text1"/>
           <w:sz w:val="24"/>
           <w:szCs w:val="24"/>
         </w:rPr>
@@ -1376,7 +1338,6 @@
           <w:rFonts w:ascii="Times New Roman" w:hAnsi="Times New Roman" w:cs="Times New Roman"/>
           <w:b/>
           <w:bCs/>
-          <w:color w:val="000000" w:themeColor="text1"/>
           <w:sz w:val="24"/>
           <w:szCs w:val="24"/>
         </w:rPr>
@@ -1387,18 +1348,16 @@
           <w:rFonts w:ascii="Times New Roman" w:eastAsia="Times New Roman" w:hAnsi="Times New Roman" w:cs="Times New Roman"/>
           <w:b/>
           <w:bCs/>
-          <w:color w:val="000000" w:themeColor="text1"/>
-          <w:sz w:val="24"/>
-          <w:szCs w:val="24"/>
-        </w:rPr>
-        <w:t>LUNA AI</w:t>
+          <w:sz w:val="24"/>
+          <w:szCs w:val="24"/>
+        </w:rPr>
+        <w:t>PERIYAR UNIVERSITY NSS PORTAL</w:t>
       </w:r>
       <w:r>
         <w:rPr>
           <w:rFonts w:ascii="Times New Roman" w:hAnsi="Times New Roman" w:cs="Times New Roman"/>
           <w:b/>
           <w:bCs/>
-          <w:color w:val="000000" w:themeColor="text1"/>
           <w:sz w:val="24"/>
           <w:szCs w:val="24"/>
         </w:rPr>
@@ -1407,18 +1366,32 @@
       <w:r>
         <w:rPr>
           <w:rFonts w:ascii="Times New Roman" w:hAnsi="Times New Roman" w:cs="Times New Roman"/>
-          <w:color w:val="000000" w:themeColor="text1"/>
-          <w:sz w:val="24"/>
-          <w:szCs w:val="24"/>
-        </w:rPr>
-        <w:t xml:space="preserve">submitted to Periyar University, salem-11 in partial Fulfillment of the requirement for the award of the Degree of Master of Computer Applications is the record work carried out by me, under the supervision of from </w:t>
+          <w:sz w:val="24"/>
+          <w:szCs w:val="24"/>
+        </w:rPr>
+        <w:t>submitted to Periyar U</w:t>
       </w:r>
       <w:r>
         <w:rPr>
           <w:rFonts w:ascii="Times New Roman" w:hAnsi="Times New Roman" w:cs="Times New Roman"/>
-          <w:b/>
-          <w:bCs/>
-          <w:color w:val="000000" w:themeColor="text1"/>
+          <w:sz w:val="24"/>
+          <w:szCs w:val="24"/>
+        </w:rPr>
+        <w:t>niversity, salem-11 in partial f</w:t>
+      </w:r>
+      <w:r>
+        <w:rPr>
+          <w:rFonts w:ascii="Times New Roman" w:hAnsi="Times New Roman" w:cs="Times New Roman"/>
+          <w:sz w:val="24"/>
+          <w:szCs w:val="24"/>
+        </w:rPr>
+        <w:t xml:space="preserve">ulfillment of the requirement for the award of the Degree of Master of Computer Applications is the record work carried out by me, under the supervision of from </w:t>
+      </w:r>
+      <w:r>
+        <w:rPr>
+          <w:rFonts w:ascii="Times New Roman" w:hAnsi="Times New Roman" w:cs="Times New Roman"/>
+          <w:b/>
+          <w:bCs/>
           <w:sz w:val="24"/>
           <w:szCs w:val="24"/>
         </w:rPr>
@@ -1427,7 +1400,6 @@
       <w:r>
         <w:rPr>
           <w:rFonts w:ascii="Times New Roman" w:hAnsi="Times New Roman" w:cs="Times New Roman"/>
-          <w:color w:val="000000" w:themeColor="text1"/>
           <w:sz w:val="24"/>
           <w:szCs w:val="24"/>
         </w:rPr>
@@ -1438,7 +1410,6 @@
           <w:rFonts w:ascii="Times New Roman" w:hAnsi="Times New Roman" w:cs="Times New Roman"/>
           <w:b/>
           <w:bCs/>
-          <w:color w:val="000000" w:themeColor="text1"/>
           <w:sz w:val="24"/>
           <w:szCs w:val="24"/>
         </w:rPr>
@@ -1447,18 +1418,34 @@
       <w:r>
         <w:rPr>
           <w:rFonts w:ascii="Times New Roman" w:hAnsi="Times New Roman" w:cs="Times New Roman"/>
-          <w:color w:val="000000" w:themeColor="text1"/>
-          <w:sz w:val="24"/>
-          <w:szCs w:val="24"/>
-        </w:rPr>
-        <w:t>Periyar University, Salem-11</w:t>
-      </w:r>
+          <w:sz w:val="24"/>
+          <w:szCs w:val="24"/>
+        </w:rPr>
+        <w:t xml:space="preserve">Periyar University, </w:t>
+      </w:r>
+      <w:proofErr w:type="gramStart"/>
       <w:r>
         <w:rPr>
           <w:rFonts w:ascii="Times New Roman" w:hAnsi="Times New Roman" w:cs="Times New Roman"/>
-          <w:b/>
-          <w:bCs/>
-          <w:color w:val="000000" w:themeColor="text1"/>
+          <w:sz w:val="24"/>
+          <w:szCs w:val="24"/>
+        </w:rPr>
+        <w:t>Salem</w:t>
+      </w:r>
+      <w:proofErr w:type="gramEnd"/>
+      <w:r>
+        <w:rPr>
+          <w:rFonts w:ascii="Times New Roman" w:hAnsi="Times New Roman" w:cs="Times New Roman"/>
+          <w:sz w:val="24"/>
+          <w:szCs w:val="24"/>
+        </w:rPr>
+        <w:t>-11</w:t>
+      </w:r>
+      <w:r>
+        <w:rPr>
+          <w:rFonts w:ascii="Times New Roman" w:hAnsi="Times New Roman" w:cs="Times New Roman"/>
+          <w:b/>
+          <w:bCs/>
           <w:sz w:val="24"/>
           <w:szCs w:val="24"/>
         </w:rPr>
@@ -1467,7 +1454,6 @@
       <w:r>
         <w:rPr>
           <w:rFonts w:ascii="Times New Roman" w:hAnsi="Times New Roman" w:cs="Times New Roman"/>
-          <w:color w:val="000000" w:themeColor="text1"/>
           <w:sz w:val="24"/>
           <w:szCs w:val="24"/>
         </w:rPr>
@@ -1476,7 +1462,7 @@
     </w:p>
     <w:p>
       <w:pPr>
-        <w:pStyle w:val="normal0"/>
+        <w:pStyle w:val="Normal1"/>
         <w:rPr>
           <w:rFonts w:ascii="Times New Roman" w:hAnsi="Times New Roman" w:cs="Times New Roman"/>
           <w:b/>
@@ -1488,7 +1474,7 @@
     </w:p>
     <w:p>
       <w:pPr>
-        <w:pStyle w:val="normal0"/>
+        <w:pStyle w:val="Normal1"/>
         <w:rPr>
           <w:rFonts w:ascii="Times New Roman" w:hAnsi="Times New Roman" w:cs="Times New Roman"/>
           <w:b/>
@@ -1500,7 +1486,7 @@
     </w:p>
     <w:p>
       <w:pPr>
-        <w:pStyle w:val="normal0"/>
+        <w:pStyle w:val="Normal1"/>
         <w:rPr>
           <w:rFonts w:ascii="Times New Roman" w:hAnsi="Times New Roman" w:cs="Times New Roman"/>
           <w:b/>
@@ -1512,7 +1498,7 @@
     </w:p>
     <w:p>
       <w:pPr>
-        <w:pStyle w:val="normal0"/>
+        <w:pStyle w:val="Normal1"/>
         <w:rPr>
           <w:rFonts w:ascii="Times New Roman" w:hAnsi="Times New Roman" w:cs="Times New Roman"/>
           <w:b/>
@@ -1524,7 +1510,7 @@
     </w:p>
     <w:p>
       <w:pPr>
-        <w:pStyle w:val="normal0"/>
+        <w:pStyle w:val="Normal1"/>
         <w:rPr>
           <w:rFonts w:ascii="Times New Roman" w:hAnsi="Times New Roman" w:cs="Times New Roman"/>
           <w:b/>
@@ -1536,7 +1522,7 @@
     </w:p>
     <w:p>
       <w:pPr>
-        <w:pStyle w:val="normal0"/>
+        <w:pStyle w:val="Normal1"/>
         <w:spacing w:before="200" w:line="360" w:lineRule="auto"/>
         <w:jc w:val="both"/>
         <w:rPr>
@@ -1548,7 +1534,7 @@
     </w:p>
     <w:p>
       <w:pPr>
-        <w:pStyle w:val="normal0"/>
+        <w:pStyle w:val="Normal1"/>
         <w:spacing w:before="200" w:line="360" w:lineRule="auto"/>
         <w:jc w:val="both"/>
         <w:rPr>
@@ -1560,7 +1546,7 @@
     </w:p>
     <w:p>
       <w:pPr>
-        <w:pStyle w:val="normal0"/>
+        <w:pStyle w:val="Normal1"/>
         <w:spacing w:before="200" w:line="360" w:lineRule="auto"/>
         <w:jc w:val="both"/>
         <w:rPr>
@@ -1572,7 +1558,7 @@
     </w:p>
     <w:p>
       <w:pPr>
-        <w:pStyle w:val="normal0"/>
+        <w:pStyle w:val="Normal1"/>
         <w:spacing w:before="200" w:line="360" w:lineRule="auto"/>
         <w:jc w:val="both"/>
         <w:rPr>
@@ -1584,7 +1570,7 @@
     </w:p>
     <w:p>
       <w:pPr>
-        <w:pStyle w:val="normal0"/>
+        <w:pStyle w:val="Normal1"/>
         <w:spacing w:before="200" w:line="360" w:lineRule="auto"/>
         <w:jc w:val="both"/>
         <w:rPr>
@@ -1596,7 +1582,7 @@
     </w:p>
     <w:p>
       <w:pPr>
-        <w:pStyle w:val="normal0"/>
+        <w:pStyle w:val="Normal1"/>
         <w:spacing w:before="200" w:line="360" w:lineRule="auto"/>
         <w:jc w:val="both"/>
         <w:rPr>
@@ -1608,7 +1594,7 @@
     </w:p>
     <w:p>
       <w:pPr>
-        <w:pStyle w:val="normal0"/>
+        <w:pStyle w:val="Normal1"/>
         <w:spacing w:before="200" w:line="360" w:lineRule="auto"/>
         <w:jc w:val="both"/>
         <w:rPr>
@@ -1685,7 +1671,7 @@
     </w:p>
     <w:p>
       <w:pPr>
-        <w:pStyle w:val="normal0"/>
+        <w:pStyle w:val="Normal1"/>
         <w:spacing w:before="200" w:line="360" w:lineRule="auto"/>
         <w:jc w:val="both"/>
         <w:rPr>
@@ -1705,7 +1691,7 @@
     </w:p>
     <w:p>
       <w:pPr>
-        <w:pStyle w:val="normal0"/>
+        <w:pStyle w:val="Normal1"/>
         <w:rPr>
           <w:b/>
           <w:bCs/>
@@ -1735,7 +1721,7 @@
     </w:p>
     <w:p>
       <w:pPr>
-        <w:pStyle w:val="normal0"/>
+        <w:pStyle w:val="Normal1"/>
         <w:jc w:val="center"/>
         <w:rPr>
           <w:b/>
@@ -1757,7 +1743,7 @@
     </w:p>
     <w:p>
       <w:pPr>
-        <w:pStyle w:val="normal0"/>
+        <w:pStyle w:val="Normal1"/>
         <w:jc w:val="center"/>
         <w:rPr>
           <w:rFonts w:ascii="Times New Roman" w:eastAsia="Times New Roman" w:hAnsi="Times New Roman" w:cs="Times New Roman"/>
@@ -1770,7 +1756,7 @@
     </w:p>
     <w:p>
       <w:pPr>
-        <w:pStyle w:val="normal0"/>
+        <w:pStyle w:val="Normal1"/>
         <w:jc w:val="center"/>
         <w:rPr>
           <w:rFonts w:ascii="Times New Roman" w:eastAsia="Times New Roman" w:hAnsi="Times New Roman" w:cs="Times New Roman"/>
@@ -1783,7 +1769,7 @@
     </w:p>
     <w:p>
       <w:pPr>
-        <w:pStyle w:val="normal0"/>
+        <w:pStyle w:val="Normal1"/>
         <w:spacing w:before="200" w:line="360" w:lineRule="auto"/>
         <w:ind w:firstLine="720"/>
         <w:jc w:val="both"/>
@@ -1804,7 +1790,7 @@
     </w:p>
     <w:p>
       <w:pPr>
-        <w:pStyle w:val="normal0"/>
+        <w:pStyle w:val="Normal1"/>
         <w:spacing w:before="200" w:line="360" w:lineRule="auto"/>
         <w:ind w:firstLine="720"/>
         <w:jc w:val="both"/>
@@ -1855,7 +1841,7 @@
     </w:p>
     <w:p>
       <w:pPr>
-        <w:pStyle w:val="normal0"/>
+        <w:pStyle w:val="Normal1"/>
         <w:spacing w:before="200" w:line="360" w:lineRule="auto"/>
         <w:ind w:firstLine="720"/>
         <w:jc w:val="both"/>
@@ -1912,7 +1898,7 @@
     </w:p>
     <w:p>
       <w:pPr>
-        <w:pStyle w:val="normal0"/>
+        <w:pStyle w:val="Normal1"/>
         <w:spacing w:before="200" w:line="360" w:lineRule="auto"/>
         <w:ind w:firstLine="720"/>
         <w:jc w:val="both"/>
@@ -1969,7 +1955,7 @@
     </w:p>
     <w:p>
       <w:pPr>
-        <w:pStyle w:val="normal0"/>
+        <w:pStyle w:val="Normal1"/>
         <w:spacing w:before="200" w:line="360" w:lineRule="auto"/>
         <w:ind w:firstLine="720"/>
         <w:jc w:val="both"/>
@@ -1990,7 +1976,7 @@
     </w:p>
     <w:p>
       <w:pPr>
-        <w:pStyle w:val="normal0"/>
+        <w:pStyle w:val="Normal1"/>
         <w:spacing w:before="200" w:line="360" w:lineRule="auto"/>
         <w:jc w:val="both"/>
         <w:rPr>
@@ -2002,7 +1988,7 @@
     </w:p>
     <w:p>
       <w:pPr>
-        <w:pStyle w:val="normal0"/>
+        <w:pStyle w:val="Normal1"/>
         <w:spacing w:before="200" w:line="360" w:lineRule="auto"/>
         <w:jc w:val="both"/>
         <w:rPr>
@@ -2014,7 +2000,7 @@
     </w:p>
     <w:p>
       <w:pPr>
-        <w:pStyle w:val="normal0"/>
+        <w:pStyle w:val="Normal1"/>
         <w:spacing w:before="200" w:line="360" w:lineRule="auto"/>
         <w:jc w:val="both"/>
         <w:rPr>
@@ -2026,7 +2012,7 @@
     </w:p>
     <w:p>
       <w:pPr>
-        <w:pStyle w:val="normal0"/>
+        <w:pStyle w:val="Normal1"/>
         <w:spacing w:before="200" w:line="360" w:lineRule="auto"/>
         <w:jc w:val="both"/>
         <w:rPr>
@@ -2038,7 +2024,7 @@
     </w:p>
     <w:p>
       <w:pPr>
-        <w:pStyle w:val="normal0"/>
+        <w:pStyle w:val="Normal1"/>
         <w:spacing w:before="200" w:line="360" w:lineRule="auto"/>
         <w:jc w:val="both"/>
         <w:rPr>
@@ -2115,7 +2101,7 @@
     </w:p>
     <w:p>
       <w:pPr>
-        <w:pStyle w:val="normal0"/>
+        <w:pStyle w:val="Normal1"/>
         <w:spacing w:before="200" w:line="360" w:lineRule="auto"/>
         <w:jc w:val="both"/>
         <w:rPr>
@@ -2135,7 +2121,7 @@
     </w:p>
     <w:p>
       <w:pPr>
-        <w:pStyle w:val="normal0"/>
+        <w:pStyle w:val="Normal1"/>
         <w:spacing w:before="200" w:line="360" w:lineRule="auto"/>
         <w:ind w:firstLine="720"/>
         <w:jc w:val="both"/>
@@ -2148,7 +2134,7 @@
     </w:p>
     <w:p>
       <w:pPr>
-        <w:pStyle w:val="normal0"/>
+        <w:pStyle w:val="Normal1"/>
         <w:spacing w:before="200" w:line="360" w:lineRule="auto"/>
         <w:ind w:firstLine="720"/>
         <w:jc w:val="both"/>
@@ -2161,7 +2147,7 @@
     </w:p>
     <w:p>
       <w:pPr>
-        <w:pStyle w:val="normal0"/>
+        <w:pStyle w:val="Normal1"/>
         <w:spacing w:line="360" w:lineRule="auto"/>
         <w:ind w:firstLine="720"/>
         <w:jc w:val="both"/>
@@ -2176,7 +2162,7 @@
     </w:p>
     <w:p>
       <w:pPr>
-        <w:pStyle w:val="normal0"/>
+        <w:pStyle w:val="Normal1"/>
         <w:spacing w:line="360" w:lineRule="auto"/>
         <w:rPr>
           <w:rFonts w:ascii="Times New Roman" w:eastAsia="Times New Roman" w:hAnsi="Times New Roman" w:cs="Times New Roman"/>
@@ -2189,7 +2175,7 @@
     </w:p>
     <w:p>
       <w:pPr>
-        <w:pStyle w:val="normal0"/>
+        <w:pStyle w:val="Normal1"/>
         <w:spacing w:line="360" w:lineRule="auto"/>
         <w:ind w:left="7200" w:firstLine="720"/>
         <w:rPr>
@@ -2213,7 +2199,7 @@
     </w:p>
     <w:p>
       <w:pPr>
-        <w:pStyle w:val="normal0"/>
+        <w:pStyle w:val="Normal1"/>
         <w:spacing w:line="360" w:lineRule="auto"/>
         <w:jc w:val="center"/>
         <w:rPr>
@@ -2236,7 +2222,7 @@
     </w:p>
     <w:p>
       <w:pPr>
-        <w:pStyle w:val="normal0"/>
+        <w:pStyle w:val="Normal1"/>
         <w:spacing w:line="360" w:lineRule="auto"/>
         <w:jc w:val="center"/>
         <w:rPr>
@@ -2262,7 +2248,7 @@
           <w:insideV w:val="single" w:sz="8" w:space="0" w:color="000000"/>
         </w:tblBorders>
         <w:tblLayout w:type="fixed"/>
-        <w:tblLook w:val="0600"/>
+        <w:tblLook w:val="0600" w:firstRow="0" w:lastRow="0" w:firstColumn="0" w:lastColumn="0" w:noHBand="1" w:noVBand="1"/>
       </w:tblPr>
       <w:tblGrid>
         <w:gridCol w:w="7440"/>
@@ -2292,7 +2278,7 @@
           </w:tcPr>
           <w:p>
             <w:pPr>
-              <w:pStyle w:val="normal0"/>
+              <w:pStyle w:val="Normal1"/>
               <w:widowControl w:val="0"/>
               <w:spacing w:line="240" w:lineRule="auto"/>
               <w:jc w:val="center"/>
@@ -2335,7 +2321,7 @@
           </w:tcPr>
           <w:p>
             <w:pPr>
-              <w:pStyle w:val="normal0"/>
+              <w:pStyle w:val="Normal1"/>
               <w:widowControl w:val="0"/>
               <w:spacing w:line="240" w:lineRule="auto"/>
               <w:jc w:val="center"/>
@@ -2385,7 +2371,7 @@
           </w:tcPr>
           <w:p>
             <w:pPr>
-              <w:pStyle w:val="normal0"/>
+              <w:pStyle w:val="Normal1"/>
               <w:widowControl w:val="0"/>
               <w:numPr>
                 <w:ilvl w:val="0"/>
@@ -2431,7 +2417,7 @@
           </w:tcPr>
           <w:p>
             <w:pPr>
-              <w:pStyle w:val="normal0"/>
+              <w:pStyle w:val="Normal1"/>
               <w:widowControl w:val="0"/>
               <w:spacing w:line="240" w:lineRule="auto"/>
               <w:jc w:val="center"/>
@@ -2479,7 +2465,7 @@
           </w:tcPr>
           <w:p>
             <w:pPr>
-              <w:pStyle w:val="normal0"/>
+              <w:pStyle w:val="Normal1"/>
               <w:widowControl w:val="0"/>
               <w:spacing w:line="240" w:lineRule="auto"/>
               <w:ind w:left="720"/>
@@ -2518,7 +2504,7 @@
           </w:tcPr>
           <w:p>
             <w:pPr>
-              <w:pStyle w:val="normal0"/>
+              <w:pStyle w:val="Normal1"/>
               <w:widowControl w:val="0"/>
               <w:spacing w:line="240" w:lineRule="auto"/>
               <w:jc w:val="center"/>
@@ -2531,266 +2517,6 @@
             <w:r>
               <w:rPr>
                 <w:rFonts w:ascii="Times New Roman" w:eastAsia="Times New Roman" w:hAnsi="Times New Roman" w:cs="Times New Roman"/>
-                <w:sz w:val="24"/>
-                <w:szCs w:val="24"/>
-              </w:rPr>
-              <w:t>1</w:t>
-            </w:r>
-          </w:p>
-        </w:tc>
-      </w:tr>
-      <w:tr>
-        <w:trPr>
-          <w:jc w:val="center"/>
-        </w:trPr>
-        <w:tc>
-          <w:tcPr>
-            <w:tcW w:w="7440" w:type="dxa"/>
-            <w:tcBorders>
-              <w:top w:val="single" w:sz="4" w:space="0" w:color="000000"/>
-              <w:left w:val="single" w:sz="4" w:space="0" w:color="000000"/>
-              <w:bottom w:val="single" w:sz="4" w:space="0" w:color="000000"/>
-              <w:right w:val="single" w:sz="4" w:space="0" w:color="000000"/>
-            </w:tcBorders>
-            <w:shd w:val="clear" w:color="auto" w:fill="auto"/>
-            <w:tcMar>
-              <w:top w:w="64" w:type="dxa"/>
-              <w:left w:w="64" w:type="dxa"/>
-              <w:bottom w:w="64" w:type="dxa"/>
-              <w:right w:w="64" w:type="dxa"/>
-            </w:tcMar>
-          </w:tcPr>
-          <w:p>
-            <w:pPr>
-              <w:pStyle w:val="normal0"/>
-              <w:widowControl w:val="0"/>
-              <w:spacing w:line="240" w:lineRule="auto"/>
-              <w:ind w:left="1440"/>
-              <w:rPr>
-                <w:rFonts w:ascii="Times New Roman" w:eastAsia="Times New Roman" w:hAnsi="Times New Roman" w:cs="Times New Roman"/>
-                <w:sz w:val="24"/>
-                <w:szCs w:val="24"/>
-              </w:rPr>
-            </w:pPr>
-            <w:r>
-              <w:rPr>
-                <w:rFonts w:ascii="Times New Roman" w:eastAsia="Times New Roman" w:hAnsi="Times New Roman" w:cs="Times New Roman"/>
-                <w:sz w:val="24"/>
-                <w:szCs w:val="24"/>
-              </w:rPr>
-              <w:t>1.1.1. HARDWARE CONFIGURATION</w:t>
-            </w:r>
-          </w:p>
-        </w:tc>
-        <w:tc>
-          <w:tcPr>
-            <w:tcW w:w="1485" w:type="dxa"/>
-            <w:tcBorders>
-              <w:top w:val="single" w:sz="4" w:space="0" w:color="000000"/>
-              <w:left w:val="single" w:sz="4" w:space="0" w:color="000000"/>
-              <w:bottom w:val="single" w:sz="4" w:space="0" w:color="000000"/>
-              <w:right w:val="single" w:sz="4" w:space="0" w:color="000000"/>
-            </w:tcBorders>
-            <w:shd w:val="clear" w:color="auto" w:fill="auto"/>
-            <w:tcMar>
-              <w:top w:w="64" w:type="dxa"/>
-              <w:left w:w="64" w:type="dxa"/>
-              <w:bottom w:w="64" w:type="dxa"/>
-              <w:right w:w="64" w:type="dxa"/>
-            </w:tcMar>
-          </w:tcPr>
-          <w:p>
-            <w:pPr>
-              <w:pStyle w:val="normal0"/>
-              <w:widowControl w:val="0"/>
-              <w:spacing w:line="240" w:lineRule="auto"/>
-              <w:jc w:val="center"/>
-              <w:rPr>
-                <w:rFonts w:ascii="Times New Roman" w:eastAsia="Times New Roman" w:hAnsi="Times New Roman" w:cs="Times New Roman"/>
-                <w:sz w:val="24"/>
-                <w:szCs w:val="24"/>
-              </w:rPr>
-            </w:pPr>
-            <w:r>
-              <w:rPr>
-                <w:rFonts w:ascii="Times New Roman" w:eastAsia="Times New Roman" w:hAnsi="Times New Roman" w:cs="Times New Roman"/>
-                <w:sz w:val="24"/>
-                <w:szCs w:val="24"/>
-              </w:rPr>
-              <w:t>1</w:t>
-            </w:r>
-          </w:p>
-        </w:tc>
-      </w:tr>
-      <w:tr>
-        <w:trPr>
-          <w:jc w:val="center"/>
-        </w:trPr>
-        <w:tc>
-          <w:tcPr>
-            <w:tcW w:w="7440" w:type="dxa"/>
-            <w:tcBorders>
-              <w:top w:val="single" w:sz="4" w:space="0" w:color="000000"/>
-              <w:left w:val="single" w:sz="4" w:space="0" w:color="000000"/>
-              <w:bottom w:val="single" w:sz="4" w:space="0" w:color="000000"/>
-              <w:right w:val="single" w:sz="4" w:space="0" w:color="000000"/>
-            </w:tcBorders>
-            <w:shd w:val="clear" w:color="auto" w:fill="auto"/>
-            <w:tcMar>
-              <w:top w:w="64" w:type="dxa"/>
-              <w:left w:w="64" w:type="dxa"/>
-              <w:bottom w:w="64" w:type="dxa"/>
-              <w:right w:w="64" w:type="dxa"/>
-            </w:tcMar>
-          </w:tcPr>
-          <w:p>
-            <w:pPr>
-              <w:pStyle w:val="normal0"/>
-              <w:widowControl w:val="0"/>
-              <w:spacing w:line="240" w:lineRule="auto"/>
-              <w:ind w:left="1440"/>
-              <w:rPr>
-                <w:rFonts w:ascii="Times New Roman" w:eastAsia="Times New Roman" w:hAnsi="Times New Roman" w:cs="Times New Roman"/>
-                <w:sz w:val="24"/>
-                <w:szCs w:val="24"/>
-              </w:rPr>
-            </w:pPr>
-            <w:r>
-              <w:rPr>
-                <w:rFonts w:ascii="Times New Roman" w:eastAsia="Times New Roman" w:hAnsi="Times New Roman" w:cs="Times New Roman"/>
-                <w:sz w:val="24"/>
-                <w:szCs w:val="24"/>
-              </w:rPr>
-              <w:t>1.1.2. SOFTWARE SPECIFICATION</w:t>
-            </w:r>
-          </w:p>
-        </w:tc>
-        <w:tc>
-          <w:tcPr>
-            <w:tcW w:w="1485" w:type="dxa"/>
-            <w:tcBorders>
-              <w:top w:val="single" w:sz="4" w:space="0" w:color="000000"/>
-              <w:left w:val="single" w:sz="4" w:space="0" w:color="000000"/>
-              <w:bottom w:val="single" w:sz="4" w:space="0" w:color="000000"/>
-              <w:right w:val="single" w:sz="4" w:space="0" w:color="000000"/>
-            </w:tcBorders>
-            <w:shd w:val="clear" w:color="auto" w:fill="auto"/>
-            <w:tcMar>
-              <w:top w:w="64" w:type="dxa"/>
-              <w:left w:w="64" w:type="dxa"/>
-              <w:bottom w:w="64" w:type="dxa"/>
-              <w:right w:w="64" w:type="dxa"/>
-            </w:tcMar>
-          </w:tcPr>
-          <w:p>
-            <w:pPr>
-              <w:pStyle w:val="normal0"/>
-              <w:widowControl w:val="0"/>
-              <w:spacing w:line="240" w:lineRule="auto"/>
-              <w:jc w:val="center"/>
-              <w:rPr>
-                <w:rFonts w:ascii="Times New Roman" w:eastAsia="Times New Roman" w:hAnsi="Times New Roman" w:cs="Times New Roman"/>
-                <w:sz w:val="24"/>
-                <w:szCs w:val="24"/>
-              </w:rPr>
-            </w:pPr>
-            <w:r>
-              <w:rPr>
-                <w:rFonts w:ascii="Times New Roman" w:eastAsia="Times New Roman" w:hAnsi="Times New Roman" w:cs="Times New Roman"/>
-                <w:sz w:val="24"/>
-                <w:szCs w:val="24"/>
-              </w:rPr>
-              <w:t>1</w:t>
-            </w:r>
-          </w:p>
-        </w:tc>
-      </w:tr>
-      <w:tr>
-        <w:trPr>
-          <w:jc w:val="center"/>
-        </w:trPr>
-        <w:tc>
-          <w:tcPr>
-            <w:tcW w:w="7440" w:type="dxa"/>
-            <w:tcBorders>
-              <w:top w:val="single" w:sz="4" w:space="0" w:color="000000"/>
-              <w:left w:val="single" w:sz="4" w:space="0" w:color="000000"/>
-              <w:bottom w:val="single" w:sz="4" w:space="0" w:color="000000"/>
-              <w:right w:val="single" w:sz="4" w:space="0" w:color="000000"/>
-            </w:tcBorders>
-            <w:shd w:val="clear" w:color="auto" w:fill="auto"/>
-            <w:tcMar>
-              <w:top w:w="64" w:type="dxa"/>
-              <w:left w:w="64" w:type="dxa"/>
-              <w:bottom w:w="64" w:type="dxa"/>
-              <w:right w:w="64" w:type="dxa"/>
-            </w:tcMar>
-          </w:tcPr>
-          <w:p>
-            <w:pPr>
-              <w:pStyle w:val="normal0"/>
-              <w:widowControl w:val="0"/>
-              <w:numPr>
-                <w:ilvl w:val="0"/>
-                <w:numId w:val="2"/>
-              </w:numPr>
-              <w:spacing w:line="240" w:lineRule="auto"/>
-              <w:rPr>
-                <w:rFonts w:ascii="Times New Roman" w:eastAsia="Times New Roman" w:hAnsi="Times New Roman" w:cs="Times New Roman"/>
-                <w:b/>
-                <w:bCs/>
-                <w:sz w:val="24"/>
-                <w:szCs w:val="24"/>
-              </w:rPr>
-            </w:pPr>
-            <w:r>
-              <w:rPr>
-                <w:rFonts w:ascii="Times New Roman" w:eastAsia="Times New Roman" w:hAnsi="Times New Roman" w:cs="Times New Roman"/>
-                <w:b/>
-                <w:bCs/>
-                <w:sz w:val="24"/>
-                <w:szCs w:val="24"/>
-              </w:rPr>
-              <w:t>SYSTEM STUDY</w:t>
-            </w:r>
-          </w:p>
-        </w:tc>
-        <w:tc>
-          <w:tcPr>
-            <w:tcW w:w="1485" w:type="dxa"/>
-            <w:tcBorders>
-              <w:top w:val="single" w:sz="4" w:space="0" w:color="000000"/>
-              <w:left w:val="single" w:sz="4" w:space="0" w:color="000000"/>
-              <w:bottom w:val="single" w:sz="4" w:space="0" w:color="000000"/>
-              <w:right w:val="single" w:sz="4" w:space="0" w:color="000000"/>
-            </w:tcBorders>
-            <w:shd w:val="clear" w:color="auto" w:fill="auto"/>
-            <w:tcMar>
-              <w:top w:w="64" w:type="dxa"/>
-              <w:left w:w="64" w:type="dxa"/>
-              <w:bottom w:w="64" w:type="dxa"/>
-              <w:right w:w="64" w:type="dxa"/>
-            </w:tcMar>
-          </w:tcPr>
-          <w:p>
-            <w:pPr>
-              <w:pStyle w:val="normal0"/>
-              <w:widowControl w:val="0"/>
-              <w:spacing w:line="240" w:lineRule="auto"/>
-              <w:jc w:val="center"/>
-              <w:rPr>
-                <w:rFonts w:ascii="Times New Roman" w:eastAsia="Times New Roman" w:hAnsi="Times New Roman" w:cs="Times New Roman"/>
-                <w:b/>
-                <w:bCs/>
-                <w:sz w:val="24"/>
-                <w:szCs w:val="24"/>
-              </w:rPr>
-            </w:pPr>
-            <w:r>
-              <w:rPr>
-                <w:rFonts w:ascii="Times New Roman" w:eastAsia="Times New Roman" w:hAnsi="Times New Roman" w:cs="Times New Roman"/>
-                <w:b/>
-                <w:bCs/>
                 <w:sz w:val="24"/>
                 <w:szCs w:val="24"/>
               </w:rPr>
@@ -2822,10 +2548,10 @@
           </w:tcPr>
           <w:p>
             <w:pPr>
-              <w:pStyle w:val="normal0"/>
+              <w:pStyle w:val="Normal1"/>
               <w:widowControl w:val="0"/>
               <w:spacing w:line="240" w:lineRule="auto"/>
-              <w:ind w:left="720"/>
+              <w:ind w:left="1440"/>
               <w:rPr>
                 <w:rFonts w:ascii="Times New Roman" w:eastAsia="Times New Roman" w:hAnsi="Times New Roman" w:cs="Times New Roman"/>
                 <w:sz w:val="24"/>
@@ -2838,7 +2564,7 @@
                 <w:sz w:val="24"/>
                 <w:szCs w:val="24"/>
               </w:rPr>
-              <w:t>2.1. EXISTING SYSTEM</w:t>
+              <w:t>1.1.1. HARDWARE CONFIGURATION</w:t>
             </w:r>
           </w:p>
         </w:tc>
@@ -2861,7 +2587,7 @@
           </w:tcPr>
           <w:p>
             <w:pPr>
-              <w:pStyle w:val="normal0"/>
+              <w:pStyle w:val="Normal1"/>
               <w:widowControl w:val="0"/>
               <w:spacing w:line="240" w:lineRule="auto"/>
               <w:jc w:val="center"/>
@@ -2905,7 +2631,7 @@
           </w:tcPr>
           <w:p>
             <w:pPr>
-              <w:pStyle w:val="normal0"/>
+              <w:pStyle w:val="Normal1"/>
               <w:widowControl w:val="0"/>
               <w:spacing w:line="240" w:lineRule="auto"/>
               <w:ind w:left="1440"/>
@@ -2921,7 +2647,7 @@
                 <w:sz w:val="24"/>
                 <w:szCs w:val="24"/>
               </w:rPr>
-              <w:t>2.1.1. DRAWBACKS</w:t>
+              <w:t>1.1.2. SOFTWARE SPECIFICATION</w:t>
             </w:r>
           </w:p>
         </w:tc>
@@ -2944,7 +2670,7 @@
           </w:tcPr>
           <w:p>
             <w:pPr>
-              <w:pStyle w:val="normal0"/>
+              <w:pStyle w:val="Normal1"/>
               <w:widowControl w:val="0"/>
               <w:spacing w:line="240" w:lineRule="auto"/>
               <w:jc w:val="center"/>
@@ -2988,12 +2714,17 @@
           </w:tcPr>
           <w:p>
             <w:pPr>
-              <w:pStyle w:val="normal0"/>
+              <w:pStyle w:val="Normal1"/>
               <w:widowControl w:val="0"/>
+              <w:numPr>
+                <w:ilvl w:val="0"/>
+                <w:numId w:val="2"/>
+              </w:numPr>
               <w:spacing w:line="240" w:lineRule="auto"/>
-              <w:ind w:left="720"/>
-              <w:rPr>
-                <w:rFonts w:ascii="Times New Roman" w:eastAsia="Times New Roman" w:hAnsi="Times New Roman" w:cs="Times New Roman"/>
+              <w:rPr>
+                <w:rFonts w:ascii="Times New Roman" w:eastAsia="Times New Roman" w:hAnsi="Times New Roman" w:cs="Times New Roman"/>
+                <w:b/>
+                <w:bCs/>
                 <w:sz w:val="24"/>
                 <w:szCs w:val="24"/>
               </w:rPr>
@@ -3001,10 +2732,12 @@
             <w:r>
               <w:rPr>
                 <w:rFonts w:ascii="Times New Roman" w:eastAsia="Times New Roman" w:hAnsi="Times New Roman" w:cs="Times New Roman"/>
-                <w:sz w:val="24"/>
-                <w:szCs w:val="24"/>
-              </w:rPr>
-              <w:t>2.2. PROPOSED SYSTEM</w:t>
+                <w:b/>
+                <w:bCs/>
+                <w:sz w:val="24"/>
+                <w:szCs w:val="24"/>
+              </w:rPr>
+              <w:t>SYSTEM STUDY</w:t>
             </w:r>
           </w:p>
         </w:tc>
@@ -3027,12 +2760,14 @@
           </w:tcPr>
           <w:p>
             <w:pPr>
-              <w:pStyle w:val="normal0"/>
+              <w:pStyle w:val="Normal1"/>
               <w:widowControl w:val="0"/>
               <w:spacing w:line="240" w:lineRule="auto"/>
               <w:jc w:val="center"/>
               <w:rPr>
                 <w:rFonts w:ascii="Times New Roman" w:eastAsia="Times New Roman" w:hAnsi="Times New Roman" w:cs="Times New Roman"/>
+                <w:b/>
+                <w:bCs/>
                 <w:sz w:val="24"/>
                 <w:szCs w:val="24"/>
               </w:rPr>
@@ -3040,6 +2775,8 @@
             <w:r>
               <w:rPr>
                 <w:rFonts w:ascii="Times New Roman" w:eastAsia="Times New Roman" w:hAnsi="Times New Roman" w:cs="Times New Roman"/>
+                <w:b/>
+                <w:bCs/>
                 <w:sz w:val="24"/>
                 <w:szCs w:val="24"/>
               </w:rPr>
@@ -3071,10 +2808,10 @@
           </w:tcPr>
           <w:p>
             <w:pPr>
-              <w:pStyle w:val="normal0"/>
+              <w:pStyle w:val="Normal1"/>
               <w:widowControl w:val="0"/>
               <w:spacing w:line="240" w:lineRule="auto"/>
-              <w:ind w:left="1440"/>
+              <w:ind w:left="720"/>
               <w:rPr>
                 <w:rFonts w:ascii="Times New Roman" w:eastAsia="Times New Roman" w:hAnsi="Times New Roman" w:cs="Times New Roman"/>
                 <w:sz w:val="24"/>
@@ -3087,7 +2824,7 @@
                 <w:sz w:val="24"/>
                 <w:szCs w:val="24"/>
               </w:rPr>
-              <w:t>2.2.1. FEATURES</w:t>
+              <w:t>2.1. EXISTING SYSTEM</w:t>
             </w:r>
           </w:p>
         </w:tc>
@@ -3110,7 +2847,7 @@
           </w:tcPr>
           <w:p>
             <w:pPr>
-              <w:pStyle w:val="normal0"/>
+              <w:pStyle w:val="Normal1"/>
               <w:widowControl w:val="0"/>
               <w:spacing w:line="240" w:lineRule="auto"/>
               <w:jc w:val="center"/>
@@ -3154,17 +2891,12 @@
           </w:tcPr>
           <w:p>
             <w:pPr>
-              <w:pStyle w:val="normal0"/>
+              <w:pStyle w:val="Normal1"/>
               <w:widowControl w:val="0"/>
-              <w:numPr>
-                <w:ilvl w:val="0"/>
-                <w:numId w:val="2"/>
-              </w:numPr>
               <w:spacing w:line="240" w:lineRule="auto"/>
-              <w:rPr>
-                <w:rFonts w:ascii="Times New Roman" w:eastAsia="Times New Roman" w:hAnsi="Times New Roman" w:cs="Times New Roman"/>
-                <w:b/>
-                <w:bCs/>
+              <w:ind w:left="1440"/>
+              <w:rPr>
+                <w:rFonts w:ascii="Times New Roman" w:eastAsia="Times New Roman" w:hAnsi="Times New Roman" w:cs="Times New Roman"/>
                 <w:sz w:val="24"/>
                 <w:szCs w:val="24"/>
               </w:rPr>
@@ -3172,12 +2904,18 @@
             <w:r>
               <w:rPr>
                 <w:rFonts w:ascii="Times New Roman" w:eastAsia="Times New Roman" w:hAnsi="Times New Roman" w:cs="Times New Roman"/>
-                <w:b/>
-                <w:bCs/>
-                <w:sz w:val="24"/>
-                <w:szCs w:val="24"/>
-              </w:rPr>
-              <w:t>SYSTEM DESIGN AND DEVELOPMENT</w:t>
+                <w:sz w:val="24"/>
+                <w:szCs w:val="24"/>
+              </w:rPr>
+              <w:t xml:space="preserve">2.1.1. </w:t>
+            </w:r>
+            <w:r>
+              <w:rPr>
+                <w:rFonts w:ascii="Times New Roman" w:eastAsia="Times New Roman" w:hAnsi="Times New Roman" w:cs="Times New Roman"/>
+                <w:sz w:val="24"/>
+                <w:szCs w:val="24"/>
+              </w:rPr>
+              <w:t>LIMITATIONS</w:t>
             </w:r>
           </w:p>
         </w:tc>
@@ -3200,14 +2938,12 @@
           </w:tcPr>
           <w:p>
             <w:pPr>
-              <w:pStyle w:val="normal0"/>
+              <w:pStyle w:val="Normal1"/>
               <w:widowControl w:val="0"/>
               <w:spacing w:line="240" w:lineRule="auto"/>
               <w:jc w:val="center"/>
               <w:rPr>
                 <w:rFonts w:ascii="Times New Roman" w:eastAsia="Times New Roman" w:hAnsi="Times New Roman" w:cs="Times New Roman"/>
-                <w:b/>
-                <w:bCs/>
                 <w:sz w:val="24"/>
                 <w:szCs w:val="24"/>
               </w:rPr>
@@ -3215,8 +2951,89 @@
             <w:r>
               <w:rPr>
                 <w:rFonts w:ascii="Times New Roman" w:eastAsia="Times New Roman" w:hAnsi="Times New Roman" w:cs="Times New Roman"/>
-                <w:b/>
-                <w:bCs/>
+                <w:sz w:val="24"/>
+                <w:szCs w:val="24"/>
+              </w:rPr>
+              <w:t>3</w:t>
+            </w:r>
+          </w:p>
+        </w:tc>
+      </w:tr>
+      <w:tr>
+        <w:trPr>
+          <w:jc w:val="center"/>
+        </w:trPr>
+        <w:tc>
+          <w:tcPr>
+            <w:tcW w:w="7440" w:type="dxa"/>
+            <w:tcBorders>
+              <w:top w:val="single" w:sz="4" w:space="0" w:color="000000"/>
+              <w:left w:val="single" w:sz="4" w:space="0" w:color="000000"/>
+              <w:bottom w:val="single" w:sz="4" w:space="0" w:color="000000"/>
+              <w:right w:val="single" w:sz="4" w:space="0" w:color="000000"/>
+            </w:tcBorders>
+            <w:shd w:val="clear" w:color="auto" w:fill="auto"/>
+            <w:tcMar>
+              <w:top w:w="64" w:type="dxa"/>
+              <w:left w:w="64" w:type="dxa"/>
+              <w:bottom w:w="64" w:type="dxa"/>
+              <w:right w:w="64" w:type="dxa"/>
+            </w:tcMar>
+          </w:tcPr>
+          <w:p>
+            <w:pPr>
+              <w:pStyle w:val="Normal1"/>
+              <w:widowControl w:val="0"/>
+              <w:spacing w:line="240" w:lineRule="auto"/>
+              <w:ind w:left="720"/>
+              <w:rPr>
+                <w:rFonts w:ascii="Times New Roman" w:eastAsia="Times New Roman" w:hAnsi="Times New Roman" w:cs="Times New Roman"/>
+                <w:sz w:val="24"/>
+                <w:szCs w:val="24"/>
+              </w:rPr>
+            </w:pPr>
+            <w:r>
+              <w:rPr>
+                <w:rFonts w:ascii="Times New Roman" w:eastAsia="Times New Roman" w:hAnsi="Times New Roman" w:cs="Times New Roman"/>
+                <w:sz w:val="24"/>
+                <w:szCs w:val="24"/>
+              </w:rPr>
+              <w:t>2.2. PROPOSED SYSTEM</w:t>
+            </w:r>
+          </w:p>
+        </w:tc>
+        <w:tc>
+          <w:tcPr>
+            <w:tcW w:w="1485" w:type="dxa"/>
+            <w:tcBorders>
+              <w:top w:val="single" w:sz="4" w:space="0" w:color="000000"/>
+              <w:left w:val="single" w:sz="4" w:space="0" w:color="000000"/>
+              <w:bottom w:val="single" w:sz="4" w:space="0" w:color="000000"/>
+              <w:right w:val="single" w:sz="4" w:space="0" w:color="000000"/>
+            </w:tcBorders>
+            <w:shd w:val="clear" w:color="auto" w:fill="auto"/>
+            <w:tcMar>
+              <w:top w:w="64" w:type="dxa"/>
+              <w:left w:w="64" w:type="dxa"/>
+              <w:bottom w:w="64" w:type="dxa"/>
+              <w:right w:w="64" w:type="dxa"/>
+            </w:tcMar>
+          </w:tcPr>
+          <w:p>
+            <w:pPr>
+              <w:pStyle w:val="Normal1"/>
+              <w:widowControl w:val="0"/>
+              <w:spacing w:line="240" w:lineRule="auto"/>
+              <w:jc w:val="center"/>
+              <w:rPr>
+                <w:rFonts w:ascii="Times New Roman" w:eastAsia="Times New Roman" w:hAnsi="Times New Roman" w:cs="Times New Roman"/>
+                <w:sz w:val="24"/>
+                <w:szCs w:val="24"/>
+              </w:rPr>
+            </w:pPr>
+            <w:r>
+              <w:rPr>
+                <w:rFonts w:ascii="Times New Roman" w:eastAsia="Times New Roman" w:hAnsi="Times New Roman" w:cs="Times New Roman"/>
                 <w:sz w:val="24"/>
                 <w:szCs w:val="24"/>
               </w:rPr>
@@ -3248,10 +3065,10 @@
           </w:tcPr>
           <w:p>
             <w:pPr>
-              <w:pStyle w:val="normal0"/>
+              <w:pStyle w:val="Normal1"/>
               <w:widowControl w:val="0"/>
               <w:spacing w:line="240" w:lineRule="auto"/>
-              <w:ind w:left="720"/>
+              <w:ind w:left="1440"/>
               <w:rPr>
                 <w:rFonts w:ascii="Times New Roman" w:eastAsia="Times New Roman" w:hAnsi="Times New Roman" w:cs="Times New Roman"/>
                 <w:sz w:val="24"/>
@@ -3264,7 +3081,7 @@
                 <w:sz w:val="24"/>
                 <w:szCs w:val="24"/>
               </w:rPr>
-              <w:t>3.1. DATABASE DESIGN</w:t>
+              <w:t>2.2.1. FEATURES</w:t>
             </w:r>
           </w:p>
         </w:tc>
@@ -3287,7 +3104,7 @@
           </w:tcPr>
           <w:p>
             <w:pPr>
-              <w:pStyle w:val="normal0"/>
+              <w:pStyle w:val="Normal1"/>
               <w:widowControl w:val="0"/>
               <w:spacing w:line="240" w:lineRule="auto"/>
               <w:jc w:val="center"/>
@@ -3331,12 +3148,17 @@
           </w:tcPr>
           <w:p>
             <w:pPr>
-              <w:pStyle w:val="normal0"/>
+              <w:pStyle w:val="Normal1"/>
               <w:widowControl w:val="0"/>
+              <w:numPr>
+                <w:ilvl w:val="0"/>
+                <w:numId w:val="2"/>
+              </w:numPr>
               <w:spacing w:line="240" w:lineRule="auto"/>
-              <w:ind w:left="720"/>
-              <w:rPr>
-                <w:rFonts w:ascii="Times New Roman" w:eastAsia="Times New Roman" w:hAnsi="Times New Roman" w:cs="Times New Roman"/>
+              <w:rPr>
+                <w:rFonts w:ascii="Times New Roman" w:eastAsia="Times New Roman" w:hAnsi="Times New Roman" w:cs="Times New Roman"/>
+                <w:b/>
+                <w:bCs/>
                 <w:sz w:val="24"/>
                 <w:szCs w:val="24"/>
               </w:rPr>
@@ -3344,10 +3166,12 @@
             <w:r>
               <w:rPr>
                 <w:rFonts w:ascii="Times New Roman" w:eastAsia="Times New Roman" w:hAnsi="Times New Roman" w:cs="Times New Roman"/>
-                <w:sz w:val="24"/>
-                <w:szCs w:val="24"/>
-              </w:rPr>
-              <w:t>3.2. INPUT DESIGN</w:t>
+                <w:b/>
+                <w:bCs/>
+                <w:sz w:val="24"/>
+                <w:szCs w:val="24"/>
+              </w:rPr>
+              <w:t>SYSTEM DESIGN AND DEVELOPMENT</w:t>
             </w:r>
           </w:p>
         </w:tc>
@@ -3370,12 +3194,14 @@
           </w:tcPr>
           <w:p>
             <w:pPr>
-              <w:pStyle w:val="normal0"/>
+              <w:pStyle w:val="Normal1"/>
               <w:widowControl w:val="0"/>
               <w:spacing w:line="240" w:lineRule="auto"/>
               <w:jc w:val="center"/>
               <w:rPr>
                 <w:rFonts w:ascii="Times New Roman" w:eastAsia="Times New Roman" w:hAnsi="Times New Roman" w:cs="Times New Roman"/>
+                <w:b/>
+                <w:bCs/>
                 <w:sz w:val="24"/>
                 <w:szCs w:val="24"/>
               </w:rPr>
@@ -3383,6 +3209,8 @@
             <w:r>
               <w:rPr>
                 <w:rFonts w:ascii="Times New Roman" w:eastAsia="Times New Roman" w:hAnsi="Times New Roman" w:cs="Times New Roman"/>
+                <w:b/>
+                <w:bCs/>
                 <w:sz w:val="24"/>
                 <w:szCs w:val="24"/>
               </w:rPr>
@@ -3414,7 +3242,7 @@
           </w:tcPr>
           <w:p>
             <w:pPr>
-              <w:pStyle w:val="normal0"/>
+              <w:pStyle w:val="Normal1"/>
               <w:widowControl w:val="0"/>
               <w:spacing w:line="240" w:lineRule="auto"/>
               <w:ind w:left="720"/>
@@ -3430,7 +3258,7 @@
                 <w:sz w:val="24"/>
                 <w:szCs w:val="24"/>
               </w:rPr>
-              <w:t>3.3. OUTPUT DESIGN</w:t>
+              <w:t>3.1. DATABASE DESIGN</w:t>
             </w:r>
           </w:p>
         </w:tc>
@@ -3453,7 +3281,7 @@
           </w:tcPr>
           <w:p>
             <w:pPr>
-              <w:pStyle w:val="normal0"/>
+              <w:pStyle w:val="Normal1"/>
               <w:widowControl w:val="0"/>
               <w:spacing w:line="240" w:lineRule="auto"/>
               <w:jc w:val="center"/>
@@ -3469,7 +3297,7 @@
                 <w:sz w:val="24"/>
                 <w:szCs w:val="24"/>
               </w:rPr>
-              <w:t>6</w:t>
+              <w:t>4</w:t>
             </w:r>
           </w:p>
         </w:tc>
@@ -3497,7 +3325,7 @@
           </w:tcPr>
           <w:p>
             <w:pPr>
-              <w:pStyle w:val="normal0"/>
+              <w:pStyle w:val="Normal1"/>
               <w:widowControl w:val="0"/>
               <w:spacing w:line="240" w:lineRule="auto"/>
               <w:ind w:left="720"/>
@@ -3513,7 +3341,7 @@
                 <w:sz w:val="24"/>
                 <w:szCs w:val="24"/>
               </w:rPr>
-              <w:t>3.4. CODE DESIGN</w:t>
+              <w:t>3.2. INPUT DESIGN</w:t>
             </w:r>
           </w:p>
         </w:tc>
@@ -3536,7 +3364,7 @@
           </w:tcPr>
           <w:p>
             <w:pPr>
-              <w:pStyle w:val="normal0"/>
+              <w:pStyle w:val="Normal1"/>
               <w:widowControl w:val="0"/>
               <w:spacing w:line="240" w:lineRule="auto"/>
               <w:jc w:val="center"/>
@@ -3580,7 +3408,7 @@
           </w:tcPr>
           <w:p>
             <w:pPr>
-              <w:pStyle w:val="normal0"/>
+              <w:pStyle w:val="Normal1"/>
               <w:widowControl w:val="0"/>
               <w:spacing w:line="240" w:lineRule="auto"/>
               <w:ind w:left="720"/>
@@ -3596,7 +3424,7 @@
                 <w:sz w:val="24"/>
                 <w:szCs w:val="24"/>
               </w:rPr>
-              <w:t>3.5. SYSTEM DEVELOPMENT</w:t>
+              <w:t>3.3. OUTPUT DESIGN</w:t>
             </w:r>
           </w:p>
         </w:tc>
@@ -3619,7 +3447,7 @@
           </w:tcPr>
           <w:p>
             <w:pPr>
-              <w:pStyle w:val="normal0"/>
+              <w:pStyle w:val="Normal1"/>
               <w:widowControl w:val="0"/>
               <w:spacing w:line="240" w:lineRule="auto"/>
               <w:jc w:val="center"/>
@@ -3635,7 +3463,7 @@
                 <w:sz w:val="24"/>
                 <w:szCs w:val="24"/>
               </w:rPr>
-              <w:t>10</w:t>
+              <w:t>9</w:t>
             </w:r>
           </w:p>
         </w:tc>
@@ -3663,10 +3491,10 @@
           </w:tcPr>
           <w:p>
             <w:pPr>
-              <w:pStyle w:val="normal0"/>
+              <w:pStyle w:val="Normal1"/>
               <w:widowControl w:val="0"/>
               <w:spacing w:line="240" w:lineRule="auto"/>
-              <w:ind w:left="1440"/>
+              <w:ind w:left="720"/>
               <w:rPr>
                 <w:rFonts w:ascii="Times New Roman" w:eastAsia="Times New Roman" w:hAnsi="Times New Roman" w:cs="Times New Roman"/>
                 <w:sz w:val="24"/>
@@ -3679,7 +3507,7 @@
                 <w:sz w:val="24"/>
                 <w:szCs w:val="24"/>
               </w:rPr>
-              <w:t>3.5.1. DESCRIPTION OF MODULES</w:t>
+              <w:t>3.4. CODE DESIGN</w:t>
             </w:r>
           </w:p>
         </w:tc>
@@ -3702,7 +3530,7 @@
           </w:tcPr>
           <w:p>
             <w:pPr>
-              <w:pStyle w:val="normal0"/>
+              <w:pStyle w:val="Normal1"/>
               <w:widowControl w:val="0"/>
               <w:spacing w:line="240" w:lineRule="auto"/>
               <w:jc w:val="center"/>
@@ -3746,17 +3574,12 @@
           </w:tcPr>
           <w:p>
             <w:pPr>
-              <w:pStyle w:val="normal0"/>
+              <w:pStyle w:val="Normal1"/>
               <w:widowControl w:val="0"/>
-              <w:numPr>
-                <w:ilvl w:val="0"/>
-                <w:numId w:val="2"/>
-              </w:numPr>
               <w:spacing w:line="240" w:lineRule="auto"/>
-              <w:rPr>
-                <w:rFonts w:ascii="Times New Roman" w:eastAsia="Times New Roman" w:hAnsi="Times New Roman" w:cs="Times New Roman"/>
-                <w:b/>
-                <w:bCs/>
+              <w:ind w:left="720"/>
+              <w:rPr>
+                <w:rFonts w:ascii="Times New Roman" w:eastAsia="Times New Roman" w:hAnsi="Times New Roman" w:cs="Times New Roman"/>
                 <w:sz w:val="24"/>
                 <w:szCs w:val="24"/>
               </w:rPr>
@@ -3764,12 +3587,10 @@
             <w:r>
               <w:rPr>
                 <w:rFonts w:ascii="Times New Roman" w:eastAsia="Times New Roman" w:hAnsi="Times New Roman" w:cs="Times New Roman"/>
-                <w:b/>
-                <w:bCs/>
-                <w:sz w:val="24"/>
-                <w:szCs w:val="24"/>
-              </w:rPr>
-              <w:t>TESTING AND IMPLEMENTATION</w:t>
+                <w:sz w:val="24"/>
+                <w:szCs w:val="24"/>
+              </w:rPr>
+              <w:t>3.5. SYSTEM DEVELOPMENT</w:t>
             </w:r>
           </w:p>
         </w:tc>
@@ -3792,14 +3613,12 @@
           </w:tcPr>
           <w:p>
             <w:pPr>
-              <w:pStyle w:val="normal0"/>
+              <w:pStyle w:val="Normal1"/>
               <w:widowControl w:val="0"/>
               <w:spacing w:line="240" w:lineRule="auto"/>
               <w:jc w:val="center"/>
               <w:rPr>
                 <w:rFonts w:ascii="Times New Roman" w:eastAsia="Times New Roman" w:hAnsi="Times New Roman" w:cs="Times New Roman"/>
-                <w:b/>
-                <w:bCs/>
                 <w:sz w:val="24"/>
                 <w:szCs w:val="24"/>
               </w:rPr>
@@ -3807,12 +3626,10 @@
             <w:r>
               <w:rPr>
                 <w:rFonts w:ascii="Times New Roman" w:eastAsia="Times New Roman" w:hAnsi="Times New Roman" w:cs="Times New Roman"/>
-                <w:b/>
-                <w:bCs/>
-                <w:sz w:val="24"/>
-                <w:szCs w:val="24"/>
-              </w:rPr>
-              <w:t>16</w:t>
+                <w:sz w:val="24"/>
+                <w:szCs w:val="24"/>
+              </w:rPr>
+              <w:t>12</w:t>
             </w:r>
           </w:p>
         </w:tc>
@@ -3840,17 +3657,12 @@
           </w:tcPr>
           <w:p>
             <w:pPr>
-              <w:pStyle w:val="normal0"/>
+              <w:pStyle w:val="Normal1"/>
               <w:widowControl w:val="0"/>
-              <w:numPr>
-                <w:ilvl w:val="0"/>
-                <w:numId w:val="2"/>
-              </w:numPr>
               <w:spacing w:line="240" w:lineRule="auto"/>
-              <w:rPr>
-                <w:rFonts w:ascii="Times New Roman" w:eastAsia="Times New Roman" w:hAnsi="Times New Roman" w:cs="Times New Roman"/>
-                <w:b/>
-                <w:bCs/>
+              <w:ind w:left="1440"/>
+              <w:rPr>
+                <w:rFonts w:ascii="Times New Roman" w:eastAsia="Times New Roman" w:hAnsi="Times New Roman" w:cs="Times New Roman"/>
                 <w:sz w:val="24"/>
                 <w:szCs w:val="24"/>
               </w:rPr>
@@ -3858,12 +3670,10 @@
             <w:r>
               <w:rPr>
                 <w:rFonts w:ascii="Times New Roman" w:eastAsia="Times New Roman" w:hAnsi="Times New Roman" w:cs="Times New Roman"/>
-                <w:b/>
-                <w:bCs/>
-                <w:sz w:val="24"/>
-                <w:szCs w:val="24"/>
-              </w:rPr>
-              <w:t>CONCLUSION</w:t>
+                <w:sz w:val="24"/>
+                <w:szCs w:val="24"/>
+              </w:rPr>
+              <w:t>3.5.1. DESCRIPTION OF MODULES</w:t>
             </w:r>
           </w:p>
         </w:tc>
@@ -3886,7 +3696,97 @@
           </w:tcPr>
           <w:p>
             <w:pPr>
-              <w:pStyle w:val="normal0"/>
+              <w:pStyle w:val="Normal1"/>
+              <w:widowControl w:val="0"/>
+              <w:spacing w:line="240" w:lineRule="auto"/>
+              <w:jc w:val="center"/>
+              <w:rPr>
+                <w:rFonts w:ascii="Times New Roman" w:eastAsia="Times New Roman" w:hAnsi="Times New Roman" w:cs="Times New Roman"/>
+                <w:sz w:val="24"/>
+                <w:szCs w:val="24"/>
+              </w:rPr>
+            </w:pPr>
+            <w:r>
+              <w:rPr>
+                <w:rFonts w:ascii="Times New Roman" w:eastAsia="Times New Roman" w:hAnsi="Times New Roman" w:cs="Times New Roman"/>
+                <w:sz w:val="24"/>
+                <w:szCs w:val="24"/>
+              </w:rPr>
+              <w:t>13</w:t>
+            </w:r>
+          </w:p>
+        </w:tc>
+      </w:tr>
+      <w:tr>
+        <w:trPr>
+          <w:jc w:val="center"/>
+        </w:trPr>
+        <w:tc>
+          <w:tcPr>
+            <w:tcW w:w="7440" w:type="dxa"/>
+            <w:tcBorders>
+              <w:top w:val="single" w:sz="4" w:space="0" w:color="000000"/>
+              <w:left w:val="single" w:sz="4" w:space="0" w:color="000000"/>
+              <w:bottom w:val="single" w:sz="4" w:space="0" w:color="000000"/>
+              <w:right w:val="single" w:sz="4" w:space="0" w:color="000000"/>
+            </w:tcBorders>
+            <w:shd w:val="clear" w:color="auto" w:fill="auto"/>
+            <w:tcMar>
+              <w:top w:w="64" w:type="dxa"/>
+              <w:left w:w="64" w:type="dxa"/>
+              <w:bottom w:w="64" w:type="dxa"/>
+              <w:right w:w="64" w:type="dxa"/>
+            </w:tcMar>
+          </w:tcPr>
+          <w:p>
+            <w:pPr>
+              <w:pStyle w:val="Normal1"/>
+              <w:widowControl w:val="0"/>
+              <w:numPr>
+                <w:ilvl w:val="0"/>
+                <w:numId w:val="2"/>
+              </w:numPr>
+              <w:spacing w:line="240" w:lineRule="auto"/>
+              <w:rPr>
+                <w:rFonts w:ascii="Times New Roman" w:eastAsia="Times New Roman" w:hAnsi="Times New Roman" w:cs="Times New Roman"/>
+                <w:b/>
+                <w:bCs/>
+                <w:sz w:val="24"/>
+                <w:szCs w:val="24"/>
+              </w:rPr>
+            </w:pPr>
+            <w:r>
+              <w:rPr>
+                <w:rFonts w:ascii="Times New Roman" w:eastAsia="Times New Roman" w:hAnsi="Times New Roman" w:cs="Times New Roman"/>
+                <w:b/>
+                <w:bCs/>
+                <w:sz w:val="24"/>
+                <w:szCs w:val="24"/>
+              </w:rPr>
+              <w:t>TESTING AND IMPLEMENTATION</w:t>
+            </w:r>
+          </w:p>
+        </w:tc>
+        <w:tc>
+          <w:tcPr>
+            <w:tcW w:w="1485" w:type="dxa"/>
+            <w:tcBorders>
+              <w:top w:val="single" w:sz="4" w:space="0" w:color="000000"/>
+              <w:left w:val="single" w:sz="4" w:space="0" w:color="000000"/>
+              <w:bottom w:val="single" w:sz="4" w:space="0" w:color="000000"/>
+              <w:right w:val="single" w:sz="4" w:space="0" w:color="000000"/>
+            </w:tcBorders>
+            <w:shd w:val="clear" w:color="auto" w:fill="auto"/>
+            <w:tcMar>
+              <w:top w:w="64" w:type="dxa"/>
+              <w:left w:w="64" w:type="dxa"/>
+              <w:bottom w:w="64" w:type="dxa"/>
+              <w:right w:w="64" w:type="dxa"/>
+            </w:tcMar>
+          </w:tcPr>
+          <w:p>
+            <w:pPr>
+              <w:pStyle w:val="Normal1"/>
               <w:widowControl w:val="0"/>
               <w:spacing w:line="240" w:lineRule="auto"/>
               <w:jc w:val="center"/>
@@ -3934,7 +3834,7 @@
           </w:tcPr>
           <w:p>
             <w:pPr>
-              <w:pStyle w:val="normal0"/>
+              <w:pStyle w:val="Normal1"/>
               <w:widowControl w:val="0"/>
               <w:numPr>
                 <w:ilvl w:val="0"/>
@@ -3957,7 +3857,7 @@
                 <w:sz w:val="24"/>
                 <w:szCs w:val="24"/>
               </w:rPr>
-              <w:t xml:space="preserve">BIBLIOGRAPHY </w:t>
+              <w:t>CONCLUSION</w:t>
             </w:r>
           </w:p>
         </w:tc>
@@ -3980,7 +3880,7 @@
           </w:tcPr>
           <w:p>
             <w:pPr>
-              <w:pStyle w:val="normal0"/>
+              <w:pStyle w:val="Normal1"/>
               <w:widowControl w:val="0"/>
               <w:spacing w:line="240" w:lineRule="auto"/>
               <w:jc w:val="center"/>
@@ -3997,268 +3897,6 @@
                 <w:rFonts w:ascii="Times New Roman" w:eastAsia="Times New Roman" w:hAnsi="Times New Roman" w:cs="Times New Roman"/>
                 <w:b/>
                 <w:bCs/>
-                <w:sz w:val="24"/>
-                <w:szCs w:val="24"/>
-              </w:rPr>
-              <w:t>20</w:t>
-            </w:r>
-          </w:p>
-        </w:tc>
-      </w:tr>
-      <w:tr>
-        <w:trPr>
-          <w:jc w:val="center"/>
-        </w:trPr>
-        <w:tc>
-          <w:tcPr>
-            <w:tcW w:w="7440" w:type="dxa"/>
-            <w:tcBorders>
-              <w:top w:val="single" w:sz="4" w:space="0" w:color="000000"/>
-              <w:left w:val="single" w:sz="4" w:space="0" w:color="000000"/>
-              <w:bottom w:val="single" w:sz="4" w:space="0" w:color="000000"/>
-              <w:right w:val="single" w:sz="4" w:space="0" w:color="000000"/>
-            </w:tcBorders>
-            <w:shd w:val="clear" w:color="auto" w:fill="auto"/>
-            <w:tcMar>
-              <w:top w:w="64" w:type="dxa"/>
-              <w:left w:w="64" w:type="dxa"/>
-              <w:bottom w:w="64" w:type="dxa"/>
-              <w:right w:w="64" w:type="dxa"/>
-            </w:tcMar>
-          </w:tcPr>
-          <w:p>
-            <w:pPr>
-              <w:pStyle w:val="normal0"/>
-              <w:widowControl w:val="0"/>
-              <w:spacing w:line="240" w:lineRule="auto"/>
-              <w:rPr>
-                <w:rFonts w:ascii="Times New Roman" w:eastAsia="Times New Roman" w:hAnsi="Times New Roman" w:cs="Times New Roman"/>
-                <w:b/>
-                <w:bCs/>
-                <w:sz w:val="24"/>
-                <w:szCs w:val="24"/>
-              </w:rPr>
-            </w:pPr>
-            <w:r>
-              <w:rPr>
-                <w:rFonts w:ascii="Times New Roman" w:eastAsia="Times New Roman" w:hAnsi="Times New Roman" w:cs="Times New Roman"/>
-                <w:b/>
-                <w:bCs/>
-                <w:sz w:val="24"/>
-                <w:szCs w:val="24"/>
-              </w:rPr>
-              <w:t xml:space="preserve">      APPENDICES</w:t>
-            </w:r>
-          </w:p>
-        </w:tc>
-        <w:tc>
-          <w:tcPr>
-            <w:tcW w:w="1485" w:type="dxa"/>
-            <w:tcBorders>
-              <w:top w:val="single" w:sz="4" w:space="0" w:color="000000"/>
-              <w:left w:val="single" w:sz="4" w:space="0" w:color="000000"/>
-              <w:bottom w:val="single" w:sz="4" w:space="0" w:color="000000"/>
-              <w:right w:val="single" w:sz="4" w:space="0" w:color="000000"/>
-            </w:tcBorders>
-            <w:shd w:val="clear" w:color="auto" w:fill="auto"/>
-            <w:tcMar>
-              <w:top w:w="64" w:type="dxa"/>
-              <w:left w:w="64" w:type="dxa"/>
-              <w:bottom w:w="64" w:type="dxa"/>
-              <w:right w:w="64" w:type="dxa"/>
-            </w:tcMar>
-          </w:tcPr>
-          <w:p>
-            <w:pPr>
-              <w:pStyle w:val="normal0"/>
-              <w:widowControl w:val="0"/>
-              <w:spacing w:line="240" w:lineRule="auto"/>
-              <w:jc w:val="center"/>
-              <w:rPr>
-                <w:rFonts w:ascii="Times New Roman" w:eastAsia="Times New Roman" w:hAnsi="Times New Roman" w:cs="Times New Roman"/>
-                <w:b/>
-                <w:bCs/>
-                <w:sz w:val="24"/>
-                <w:szCs w:val="24"/>
-              </w:rPr>
-            </w:pPr>
-            <w:r>
-              <w:rPr>
-                <w:rFonts w:ascii="Times New Roman" w:eastAsia="Times New Roman" w:hAnsi="Times New Roman" w:cs="Times New Roman"/>
-                <w:b/>
-                <w:bCs/>
-                <w:sz w:val="24"/>
-                <w:szCs w:val="24"/>
-              </w:rPr>
-              <w:t>21</w:t>
-            </w:r>
-          </w:p>
-        </w:tc>
-      </w:tr>
-      <w:tr>
-        <w:trPr>
-          <w:jc w:val="center"/>
-        </w:trPr>
-        <w:tc>
-          <w:tcPr>
-            <w:tcW w:w="7440" w:type="dxa"/>
-            <w:tcBorders>
-              <w:top w:val="single" w:sz="4" w:space="0" w:color="000000"/>
-              <w:left w:val="single" w:sz="4" w:space="0" w:color="000000"/>
-              <w:bottom w:val="single" w:sz="4" w:space="0" w:color="000000"/>
-              <w:right w:val="single" w:sz="4" w:space="0" w:color="000000"/>
-            </w:tcBorders>
-            <w:shd w:val="clear" w:color="auto" w:fill="auto"/>
-            <w:tcMar>
-              <w:top w:w="64" w:type="dxa"/>
-              <w:left w:w="64" w:type="dxa"/>
-              <w:bottom w:w="64" w:type="dxa"/>
-              <w:right w:w="64" w:type="dxa"/>
-            </w:tcMar>
-          </w:tcPr>
-          <w:p>
-            <w:pPr>
-              <w:pStyle w:val="normal0"/>
-              <w:widowControl w:val="0"/>
-              <w:numPr>
-                <w:ilvl w:val="0"/>
-                <w:numId w:val="1"/>
-              </w:numPr>
-              <w:spacing w:line="240" w:lineRule="auto"/>
-              <w:rPr>
-                <w:rFonts w:ascii="Times New Roman" w:eastAsia="Times New Roman" w:hAnsi="Times New Roman" w:cs="Times New Roman"/>
-                <w:sz w:val="24"/>
-                <w:szCs w:val="24"/>
-              </w:rPr>
-            </w:pPr>
-            <w:r>
-              <w:rPr>
-                <w:rFonts w:ascii="Times New Roman" w:eastAsia="Times New Roman" w:hAnsi="Times New Roman" w:cs="Times New Roman"/>
-                <w:sz w:val="24"/>
-                <w:szCs w:val="24"/>
-              </w:rPr>
-              <w:t>DATA FLOW DIAGRAM</w:t>
-            </w:r>
-          </w:p>
-        </w:tc>
-        <w:tc>
-          <w:tcPr>
-            <w:tcW w:w="1485" w:type="dxa"/>
-            <w:tcBorders>
-              <w:top w:val="single" w:sz="4" w:space="0" w:color="000000"/>
-              <w:left w:val="single" w:sz="4" w:space="0" w:color="000000"/>
-              <w:bottom w:val="single" w:sz="4" w:space="0" w:color="000000"/>
-              <w:right w:val="single" w:sz="4" w:space="0" w:color="000000"/>
-            </w:tcBorders>
-            <w:shd w:val="clear" w:color="auto" w:fill="auto"/>
-            <w:tcMar>
-              <w:top w:w="64" w:type="dxa"/>
-              <w:left w:w="64" w:type="dxa"/>
-              <w:bottom w:w="64" w:type="dxa"/>
-              <w:right w:w="64" w:type="dxa"/>
-            </w:tcMar>
-          </w:tcPr>
-          <w:p>
-            <w:pPr>
-              <w:pStyle w:val="normal0"/>
-              <w:widowControl w:val="0"/>
-              <w:spacing w:line="240" w:lineRule="auto"/>
-              <w:jc w:val="center"/>
-              <w:rPr>
-                <w:rFonts w:ascii="Times New Roman" w:eastAsia="Times New Roman" w:hAnsi="Times New Roman" w:cs="Times New Roman"/>
-                <w:sz w:val="24"/>
-                <w:szCs w:val="24"/>
-              </w:rPr>
-            </w:pPr>
-            <w:r>
-              <w:rPr>
-                <w:rFonts w:ascii="Times New Roman" w:eastAsia="Times New Roman" w:hAnsi="Times New Roman" w:cs="Times New Roman"/>
-                <w:sz w:val="24"/>
-                <w:szCs w:val="24"/>
-              </w:rPr>
-              <w:t>21</w:t>
-            </w:r>
-          </w:p>
-        </w:tc>
-      </w:tr>
-      <w:tr>
-        <w:trPr>
-          <w:jc w:val="center"/>
-        </w:trPr>
-        <w:tc>
-          <w:tcPr>
-            <w:tcW w:w="7440" w:type="dxa"/>
-            <w:tcBorders>
-              <w:top w:val="single" w:sz="4" w:space="0" w:color="000000"/>
-              <w:left w:val="single" w:sz="4" w:space="0" w:color="000000"/>
-              <w:bottom w:val="single" w:sz="4" w:space="0" w:color="000000"/>
-              <w:right w:val="single" w:sz="4" w:space="0" w:color="000000"/>
-            </w:tcBorders>
-            <w:shd w:val="clear" w:color="auto" w:fill="auto"/>
-            <w:tcMar>
-              <w:top w:w="64" w:type="dxa"/>
-              <w:left w:w="64" w:type="dxa"/>
-              <w:bottom w:w="64" w:type="dxa"/>
-              <w:right w:w="64" w:type="dxa"/>
-            </w:tcMar>
-          </w:tcPr>
-          <w:p>
-            <w:pPr>
-              <w:pStyle w:val="normal0"/>
-              <w:widowControl w:val="0"/>
-              <w:numPr>
-                <w:ilvl w:val="0"/>
-                <w:numId w:val="1"/>
-              </w:numPr>
-              <w:spacing w:line="240" w:lineRule="auto"/>
-              <w:rPr>
-                <w:rFonts w:ascii="Times New Roman" w:eastAsia="Times New Roman" w:hAnsi="Times New Roman" w:cs="Times New Roman"/>
-                <w:sz w:val="24"/>
-                <w:szCs w:val="24"/>
-              </w:rPr>
-            </w:pPr>
-            <w:r>
-              <w:rPr>
-                <w:rFonts w:ascii="Times New Roman" w:eastAsia="Times New Roman" w:hAnsi="Times New Roman" w:cs="Times New Roman"/>
-                <w:sz w:val="24"/>
-                <w:szCs w:val="24"/>
-              </w:rPr>
-              <w:t>TABLE STRUCTURE</w:t>
-            </w:r>
-          </w:p>
-        </w:tc>
-        <w:tc>
-          <w:tcPr>
-            <w:tcW w:w="1485" w:type="dxa"/>
-            <w:tcBorders>
-              <w:top w:val="single" w:sz="4" w:space="0" w:color="000000"/>
-              <w:left w:val="single" w:sz="4" w:space="0" w:color="000000"/>
-              <w:bottom w:val="single" w:sz="4" w:space="0" w:color="000000"/>
-              <w:right w:val="single" w:sz="4" w:space="0" w:color="000000"/>
-            </w:tcBorders>
-            <w:shd w:val="clear" w:color="auto" w:fill="auto"/>
-            <w:tcMar>
-              <w:top w:w="64" w:type="dxa"/>
-              <w:left w:w="64" w:type="dxa"/>
-              <w:bottom w:w="64" w:type="dxa"/>
-              <w:right w:w="64" w:type="dxa"/>
-            </w:tcMar>
-          </w:tcPr>
-          <w:p>
-            <w:pPr>
-              <w:pStyle w:val="normal0"/>
-              <w:widowControl w:val="0"/>
-              <w:spacing w:line="240" w:lineRule="auto"/>
-              <w:jc w:val="center"/>
-              <w:rPr>
-                <w:rFonts w:ascii="Times New Roman" w:eastAsia="Times New Roman" w:hAnsi="Times New Roman" w:cs="Times New Roman"/>
-                <w:sz w:val="24"/>
-                <w:szCs w:val="24"/>
-              </w:rPr>
-            </w:pPr>
-            <w:r>
-              <w:rPr>
-                <w:rFonts w:ascii="Times New Roman" w:eastAsia="Times New Roman" w:hAnsi="Times New Roman" w:cs="Times New Roman"/>
                 <w:sz w:val="24"/>
                 <w:szCs w:val="24"/>
               </w:rPr>
@@ -4290,15 +3928,17 @@
           </w:tcPr>
           <w:p>
             <w:pPr>
-              <w:pStyle w:val="normal0"/>
+              <w:pStyle w:val="Normal1"/>
               <w:widowControl w:val="0"/>
               <w:numPr>
                 <w:ilvl w:val="0"/>
-                <w:numId w:val="1"/>
+                <w:numId w:val="2"/>
               </w:numPr>
               <w:spacing w:line="240" w:lineRule="auto"/>
               <w:rPr>
                 <w:rFonts w:ascii="Times New Roman" w:eastAsia="Times New Roman" w:hAnsi="Times New Roman" w:cs="Times New Roman"/>
+                <w:b/>
+                <w:bCs/>
                 <w:sz w:val="24"/>
                 <w:szCs w:val="24"/>
               </w:rPr>
@@ -4306,10 +3946,12 @@
             <w:r>
               <w:rPr>
                 <w:rFonts w:ascii="Times New Roman" w:eastAsia="Times New Roman" w:hAnsi="Times New Roman" w:cs="Times New Roman"/>
-                <w:sz w:val="24"/>
-                <w:szCs w:val="24"/>
-              </w:rPr>
-              <w:t>SAMPLE CODING</w:t>
+                <w:b/>
+                <w:bCs/>
+                <w:sz w:val="24"/>
+                <w:szCs w:val="24"/>
+              </w:rPr>
+              <w:t xml:space="preserve">BIBLIOGRAPHY </w:t>
             </w:r>
           </w:p>
         </w:tc>
@@ -4332,12 +3974,14 @@
           </w:tcPr>
           <w:p>
             <w:pPr>
-              <w:pStyle w:val="normal0"/>
+              <w:pStyle w:val="Normal1"/>
               <w:widowControl w:val="0"/>
               <w:spacing w:line="240" w:lineRule="auto"/>
               <w:jc w:val="center"/>
               <w:rPr>
                 <w:rFonts w:ascii="Times New Roman" w:eastAsia="Times New Roman" w:hAnsi="Times New Roman" w:cs="Times New Roman"/>
+                <w:b/>
+                <w:bCs/>
                 <w:sz w:val="24"/>
                 <w:szCs w:val="24"/>
               </w:rPr>
@@ -4345,6 +3989,98 @@
             <w:r>
               <w:rPr>
                 <w:rFonts w:ascii="Times New Roman" w:eastAsia="Times New Roman" w:hAnsi="Times New Roman" w:cs="Times New Roman"/>
+                <w:b/>
+                <w:bCs/>
+                <w:sz w:val="24"/>
+                <w:szCs w:val="24"/>
+              </w:rPr>
+              <w:t>24</w:t>
+            </w:r>
+          </w:p>
+        </w:tc>
+      </w:tr>
+      <w:tr>
+        <w:trPr>
+          <w:jc w:val="center"/>
+        </w:trPr>
+        <w:tc>
+          <w:tcPr>
+            <w:tcW w:w="7440" w:type="dxa"/>
+            <w:tcBorders>
+              <w:top w:val="single" w:sz="4" w:space="0" w:color="000000"/>
+              <w:left w:val="single" w:sz="4" w:space="0" w:color="000000"/>
+              <w:bottom w:val="single" w:sz="4" w:space="0" w:color="000000"/>
+              <w:right w:val="single" w:sz="4" w:space="0" w:color="000000"/>
+            </w:tcBorders>
+            <w:shd w:val="clear" w:color="auto" w:fill="auto"/>
+            <w:tcMar>
+              <w:top w:w="64" w:type="dxa"/>
+              <w:left w:w="64" w:type="dxa"/>
+              <w:bottom w:w="64" w:type="dxa"/>
+              <w:right w:w="64" w:type="dxa"/>
+            </w:tcMar>
+          </w:tcPr>
+          <w:p>
+            <w:pPr>
+              <w:pStyle w:val="Normal1"/>
+              <w:widowControl w:val="0"/>
+              <w:spacing w:line="240" w:lineRule="auto"/>
+              <w:rPr>
+                <w:rFonts w:ascii="Times New Roman" w:eastAsia="Times New Roman" w:hAnsi="Times New Roman" w:cs="Times New Roman"/>
+                <w:b/>
+                <w:bCs/>
+                <w:sz w:val="24"/>
+                <w:szCs w:val="24"/>
+              </w:rPr>
+            </w:pPr>
+            <w:r>
+              <w:rPr>
+                <w:rFonts w:ascii="Times New Roman" w:eastAsia="Times New Roman" w:hAnsi="Times New Roman" w:cs="Times New Roman"/>
+                <w:b/>
+                <w:bCs/>
+                <w:sz w:val="24"/>
+                <w:szCs w:val="24"/>
+              </w:rPr>
+              <w:t xml:space="preserve">      APPENDICES</w:t>
+            </w:r>
+          </w:p>
+        </w:tc>
+        <w:tc>
+          <w:tcPr>
+            <w:tcW w:w="1485" w:type="dxa"/>
+            <w:tcBorders>
+              <w:top w:val="single" w:sz="4" w:space="0" w:color="000000"/>
+              <w:left w:val="single" w:sz="4" w:space="0" w:color="000000"/>
+              <w:bottom w:val="single" w:sz="4" w:space="0" w:color="000000"/>
+              <w:right w:val="single" w:sz="4" w:space="0" w:color="000000"/>
+            </w:tcBorders>
+            <w:shd w:val="clear" w:color="auto" w:fill="auto"/>
+            <w:tcMar>
+              <w:top w:w="64" w:type="dxa"/>
+              <w:left w:w="64" w:type="dxa"/>
+              <w:bottom w:w="64" w:type="dxa"/>
+              <w:right w:w="64" w:type="dxa"/>
+            </w:tcMar>
+          </w:tcPr>
+          <w:p>
+            <w:pPr>
+              <w:pStyle w:val="Normal1"/>
+              <w:widowControl w:val="0"/>
+              <w:spacing w:line="240" w:lineRule="auto"/>
+              <w:jc w:val="center"/>
+              <w:rPr>
+                <w:rFonts w:ascii="Times New Roman" w:eastAsia="Times New Roman" w:hAnsi="Times New Roman" w:cs="Times New Roman"/>
+                <w:b/>
+                <w:bCs/>
+                <w:sz w:val="24"/>
+                <w:szCs w:val="24"/>
+              </w:rPr>
+            </w:pPr>
+            <w:r>
+              <w:rPr>
+                <w:rFonts w:ascii="Times New Roman" w:eastAsia="Times New Roman" w:hAnsi="Times New Roman" w:cs="Times New Roman"/>
+                <w:b/>
+                <w:bCs/>
                 <w:sz w:val="24"/>
                 <w:szCs w:val="24"/>
               </w:rPr>
@@ -4376,7 +4112,265 @@
           </w:tcPr>
           <w:p>
             <w:pPr>
-              <w:pStyle w:val="normal0"/>
+              <w:pStyle w:val="Normal1"/>
+              <w:widowControl w:val="0"/>
+              <w:numPr>
+                <w:ilvl w:val="0"/>
+                <w:numId w:val="1"/>
+              </w:numPr>
+              <w:spacing w:line="240" w:lineRule="auto"/>
+              <w:rPr>
+                <w:rFonts w:ascii="Times New Roman" w:eastAsia="Times New Roman" w:hAnsi="Times New Roman" w:cs="Times New Roman"/>
+                <w:sz w:val="24"/>
+                <w:szCs w:val="24"/>
+              </w:rPr>
+            </w:pPr>
+            <w:r>
+              <w:rPr>
+                <w:rFonts w:ascii="Times New Roman" w:eastAsia="Times New Roman" w:hAnsi="Times New Roman" w:cs="Times New Roman"/>
+                <w:sz w:val="24"/>
+                <w:szCs w:val="24"/>
+              </w:rPr>
+              <w:t>DATA FLOW DIAGRAM</w:t>
+            </w:r>
+          </w:p>
+        </w:tc>
+        <w:tc>
+          <w:tcPr>
+            <w:tcW w:w="1485" w:type="dxa"/>
+            <w:tcBorders>
+              <w:top w:val="single" w:sz="4" w:space="0" w:color="000000"/>
+              <w:left w:val="single" w:sz="4" w:space="0" w:color="000000"/>
+              <w:bottom w:val="single" w:sz="4" w:space="0" w:color="000000"/>
+              <w:right w:val="single" w:sz="4" w:space="0" w:color="000000"/>
+            </w:tcBorders>
+            <w:shd w:val="clear" w:color="auto" w:fill="auto"/>
+            <w:tcMar>
+              <w:top w:w="64" w:type="dxa"/>
+              <w:left w:w="64" w:type="dxa"/>
+              <w:bottom w:w="64" w:type="dxa"/>
+              <w:right w:w="64" w:type="dxa"/>
+            </w:tcMar>
+          </w:tcPr>
+          <w:p>
+            <w:pPr>
+              <w:pStyle w:val="Normal1"/>
+              <w:widowControl w:val="0"/>
+              <w:spacing w:line="240" w:lineRule="auto"/>
+              <w:jc w:val="center"/>
+              <w:rPr>
+                <w:rFonts w:ascii="Times New Roman" w:eastAsia="Times New Roman" w:hAnsi="Times New Roman" w:cs="Times New Roman"/>
+                <w:sz w:val="24"/>
+                <w:szCs w:val="24"/>
+              </w:rPr>
+            </w:pPr>
+            <w:r>
+              <w:rPr>
+                <w:rFonts w:ascii="Times New Roman" w:eastAsia="Times New Roman" w:hAnsi="Times New Roman" w:cs="Times New Roman"/>
+                <w:sz w:val="24"/>
+                <w:szCs w:val="24"/>
+              </w:rPr>
+              <w:t>25</w:t>
+            </w:r>
+          </w:p>
+        </w:tc>
+      </w:tr>
+      <w:tr>
+        <w:trPr>
+          <w:jc w:val="center"/>
+        </w:trPr>
+        <w:tc>
+          <w:tcPr>
+            <w:tcW w:w="7440" w:type="dxa"/>
+            <w:tcBorders>
+              <w:top w:val="single" w:sz="4" w:space="0" w:color="000000"/>
+              <w:left w:val="single" w:sz="4" w:space="0" w:color="000000"/>
+              <w:bottom w:val="single" w:sz="4" w:space="0" w:color="000000"/>
+              <w:right w:val="single" w:sz="4" w:space="0" w:color="000000"/>
+            </w:tcBorders>
+            <w:shd w:val="clear" w:color="auto" w:fill="auto"/>
+            <w:tcMar>
+              <w:top w:w="64" w:type="dxa"/>
+              <w:left w:w="64" w:type="dxa"/>
+              <w:bottom w:w="64" w:type="dxa"/>
+              <w:right w:w="64" w:type="dxa"/>
+            </w:tcMar>
+          </w:tcPr>
+          <w:p>
+            <w:pPr>
+              <w:pStyle w:val="Normal1"/>
+              <w:widowControl w:val="0"/>
+              <w:numPr>
+                <w:ilvl w:val="0"/>
+                <w:numId w:val="1"/>
+              </w:numPr>
+              <w:spacing w:line="240" w:lineRule="auto"/>
+              <w:rPr>
+                <w:rFonts w:ascii="Times New Roman" w:eastAsia="Times New Roman" w:hAnsi="Times New Roman" w:cs="Times New Roman"/>
+                <w:sz w:val="24"/>
+                <w:szCs w:val="24"/>
+              </w:rPr>
+            </w:pPr>
+            <w:r>
+              <w:rPr>
+                <w:rFonts w:ascii="Times New Roman" w:eastAsia="Times New Roman" w:hAnsi="Times New Roman" w:cs="Times New Roman"/>
+                <w:sz w:val="24"/>
+                <w:szCs w:val="24"/>
+              </w:rPr>
+              <w:t>TABLE STRUCTURE</w:t>
+            </w:r>
+          </w:p>
+        </w:tc>
+        <w:tc>
+          <w:tcPr>
+            <w:tcW w:w="1485" w:type="dxa"/>
+            <w:tcBorders>
+              <w:top w:val="single" w:sz="4" w:space="0" w:color="000000"/>
+              <w:left w:val="single" w:sz="4" w:space="0" w:color="000000"/>
+              <w:bottom w:val="single" w:sz="4" w:space="0" w:color="000000"/>
+              <w:right w:val="single" w:sz="4" w:space="0" w:color="000000"/>
+            </w:tcBorders>
+            <w:shd w:val="clear" w:color="auto" w:fill="auto"/>
+            <w:tcMar>
+              <w:top w:w="64" w:type="dxa"/>
+              <w:left w:w="64" w:type="dxa"/>
+              <w:bottom w:w="64" w:type="dxa"/>
+              <w:right w:w="64" w:type="dxa"/>
+            </w:tcMar>
+          </w:tcPr>
+          <w:p>
+            <w:pPr>
+              <w:pStyle w:val="Normal1"/>
+              <w:widowControl w:val="0"/>
+              <w:spacing w:line="240" w:lineRule="auto"/>
+              <w:jc w:val="center"/>
+              <w:rPr>
+                <w:rFonts w:ascii="Times New Roman" w:eastAsia="Times New Roman" w:hAnsi="Times New Roman" w:cs="Times New Roman"/>
+                <w:sz w:val="24"/>
+                <w:szCs w:val="24"/>
+              </w:rPr>
+            </w:pPr>
+            <w:r>
+              <w:rPr>
+                <w:rFonts w:ascii="Times New Roman" w:eastAsia="Times New Roman" w:hAnsi="Times New Roman" w:cs="Times New Roman"/>
+                <w:sz w:val="24"/>
+                <w:szCs w:val="24"/>
+              </w:rPr>
+              <w:t>26</w:t>
+            </w:r>
+          </w:p>
+        </w:tc>
+      </w:tr>
+      <w:tr>
+        <w:trPr>
+          <w:jc w:val="center"/>
+        </w:trPr>
+        <w:tc>
+          <w:tcPr>
+            <w:tcW w:w="7440" w:type="dxa"/>
+            <w:tcBorders>
+              <w:top w:val="single" w:sz="4" w:space="0" w:color="000000"/>
+              <w:left w:val="single" w:sz="4" w:space="0" w:color="000000"/>
+              <w:bottom w:val="single" w:sz="4" w:space="0" w:color="000000"/>
+              <w:right w:val="single" w:sz="4" w:space="0" w:color="000000"/>
+            </w:tcBorders>
+            <w:shd w:val="clear" w:color="auto" w:fill="auto"/>
+            <w:tcMar>
+              <w:top w:w="64" w:type="dxa"/>
+              <w:left w:w="64" w:type="dxa"/>
+              <w:bottom w:w="64" w:type="dxa"/>
+              <w:right w:w="64" w:type="dxa"/>
+            </w:tcMar>
+          </w:tcPr>
+          <w:p>
+            <w:pPr>
+              <w:pStyle w:val="Normal1"/>
+              <w:widowControl w:val="0"/>
+              <w:numPr>
+                <w:ilvl w:val="0"/>
+                <w:numId w:val="1"/>
+              </w:numPr>
+              <w:spacing w:line="240" w:lineRule="auto"/>
+              <w:rPr>
+                <w:rFonts w:ascii="Times New Roman" w:eastAsia="Times New Roman" w:hAnsi="Times New Roman" w:cs="Times New Roman"/>
+                <w:sz w:val="24"/>
+                <w:szCs w:val="24"/>
+              </w:rPr>
+            </w:pPr>
+            <w:r>
+              <w:rPr>
+                <w:rFonts w:ascii="Times New Roman" w:eastAsia="Times New Roman" w:hAnsi="Times New Roman" w:cs="Times New Roman"/>
+                <w:sz w:val="24"/>
+                <w:szCs w:val="24"/>
+              </w:rPr>
+              <w:t>SAMPLE CODING</w:t>
+            </w:r>
+          </w:p>
+        </w:tc>
+        <w:tc>
+          <w:tcPr>
+            <w:tcW w:w="1485" w:type="dxa"/>
+            <w:tcBorders>
+              <w:top w:val="single" w:sz="4" w:space="0" w:color="000000"/>
+              <w:left w:val="single" w:sz="4" w:space="0" w:color="000000"/>
+              <w:bottom w:val="single" w:sz="4" w:space="0" w:color="000000"/>
+              <w:right w:val="single" w:sz="4" w:space="0" w:color="000000"/>
+            </w:tcBorders>
+            <w:shd w:val="clear" w:color="auto" w:fill="auto"/>
+            <w:tcMar>
+              <w:top w:w="64" w:type="dxa"/>
+              <w:left w:w="64" w:type="dxa"/>
+              <w:bottom w:w="64" w:type="dxa"/>
+              <w:right w:w="64" w:type="dxa"/>
+            </w:tcMar>
+          </w:tcPr>
+          <w:p>
+            <w:pPr>
+              <w:pStyle w:val="Normal1"/>
+              <w:widowControl w:val="0"/>
+              <w:spacing w:line="240" w:lineRule="auto"/>
+              <w:jc w:val="center"/>
+              <w:rPr>
+                <w:rFonts w:ascii="Times New Roman" w:eastAsia="Times New Roman" w:hAnsi="Times New Roman" w:cs="Times New Roman"/>
+                <w:sz w:val="24"/>
+                <w:szCs w:val="24"/>
+              </w:rPr>
+            </w:pPr>
+            <w:r>
+              <w:rPr>
+                <w:rFonts w:ascii="Times New Roman" w:eastAsia="Times New Roman" w:hAnsi="Times New Roman" w:cs="Times New Roman"/>
+                <w:sz w:val="24"/>
+                <w:szCs w:val="24"/>
+              </w:rPr>
+              <w:t>30</w:t>
+            </w:r>
+          </w:p>
+        </w:tc>
+      </w:tr>
+      <w:tr>
+        <w:trPr>
+          <w:jc w:val="center"/>
+        </w:trPr>
+        <w:tc>
+          <w:tcPr>
+            <w:tcW w:w="7440" w:type="dxa"/>
+            <w:tcBorders>
+              <w:top w:val="single" w:sz="4" w:space="0" w:color="000000"/>
+              <w:left w:val="single" w:sz="4" w:space="0" w:color="000000"/>
+              <w:bottom w:val="single" w:sz="4" w:space="0" w:color="000000"/>
+              <w:right w:val="single" w:sz="4" w:space="0" w:color="000000"/>
+            </w:tcBorders>
+            <w:shd w:val="clear" w:color="auto" w:fill="auto"/>
+            <w:tcMar>
+              <w:top w:w="64" w:type="dxa"/>
+              <w:left w:w="64" w:type="dxa"/>
+              <w:bottom w:w="64" w:type="dxa"/>
+              <w:right w:w="64" w:type="dxa"/>
+            </w:tcMar>
+          </w:tcPr>
+          <w:p>
+            <w:pPr>
+              <w:pStyle w:val="Normal1"/>
               <w:widowControl w:val="0"/>
               <w:numPr>
                 <w:ilvl w:val="0"/>
@@ -4418,7 +4412,7 @@
           </w:tcPr>
           <w:p>
             <w:pPr>
-              <w:pStyle w:val="normal0"/>
+              <w:pStyle w:val="Normal1"/>
               <w:widowControl w:val="0"/>
               <w:spacing w:line="240" w:lineRule="auto"/>
               <w:jc w:val="center"/>
@@ -4434,7 +4428,17 @@
                 <w:sz w:val="24"/>
                 <w:szCs w:val="24"/>
               </w:rPr>
-              <w:t>53</w:t>
+              <w:t>3</w:t>
+            </w:r>
+            <w:bookmarkStart w:id="0" w:name="_GoBack"/>
+            <w:bookmarkEnd w:id="0"/>
+            <w:r>
+              <w:rPr>
+                <w:rFonts w:ascii="Times New Roman" w:eastAsia="Times New Roman" w:hAnsi="Times New Roman" w:cs="Times New Roman"/>
+                <w:sz w:val="24"/>
+                <w:szCs w:val="24"/>
+              </w:rPr>
+              <w:t>3</w:t>
             </w:r>
           </w:p>
         </w:tc>
@@ -4442,7 +4446,7 @@
     </w:tbl>
     <w:p>
       <w:pPr>
-        <w:pStyle w:val="normal0"/>
+        <w:pStyle w:val="Normal1"/>
         <w:rPr>
           <w:rFonts w:ascii="Times New Roman" w:eastAsia="Times New Roman" w:hAnsi="Times New Roman" w:cs="Times New Roman"/>
           <w:b/>
@@ -4454,7 +4458,7 @@
     </w:p>
     <w:p>
       <w:pPr>
-        <w:pStyle w:val="normal0"/>
+        <w:pStyle w:val="Normal1"/>
         <w:spacing w:before="240" w:after="240" w:line="360" w:lineRule="auto"/>
         <w:jc w:val="center"/>
         <w:rPr>
@@ -4467,7 +4471,7 @@
     </w:p>
     <w:p>
       <w:pPr>
-        <w:pStyle w:val="normal0"/>
+        <w:pStyle w:val="Normal1"/>
         <w:spacing w:before="240" w:after="240" w:line="360" w:lineRule="auto"/>
         <w:jc w:val="center"/>
         <w:rPr>
@@ -4480,7 +4484,7 @@
     </w:p>
     <w:p>
       <w:pPr>
-        <w:pStyle w:val="normal0"/>
+        <w:pStyle w:val="Normal1"/>
         <w:spacing w:before="240" w:after="240" w:line="360" w:lineRule="auto"/>
         <w:jc w:val="center"/>
         <w:rPr>
@@ -4503,14 +4507,14 @@
     </w:p>
     <w:p>
       <w:pPr>
-        <w:pStyle w:val="normal0"/>
+        <w:pStyle w:val="Normal1"/>
         <w:spacing w:before="240" w:after="240" w:line="360" w:lineRule="auto"/>
         <w:jc w:val="center"/>
       </w:pPr>
     </w:p>
     <w:p>
       <w:pPr>
-        <w:pStyle w:val="normal0"/>
+        <w:pStyle w:val="Normal1"/>
         <w:spacing w:before="240" w:after="240" w:line="360" w:lineRule="auto"/>
         <w:ind w:firstLine="720"/>
         <w:jc w:val="both"/>
@@ -4549,7 +4553,7 @@
     </w:p>
     <w:p>
       <w:pPr>
-        <w:pStyle w:val="normal0"/>
+        <w:pStyle w:val="Normal1"/>
         <w:spacing w:before="240" w:after="240" w:line="360" w:lineRule="auto"/>
         <w:ind w:firstLine="720"/>
         <w:jc w:val="both"/>
@@ -4570,7 +4574,7 @@
     </w:p>
     <w:p>
       <w:pPr>
-        <w:pStyle w:val="normal0"/>
+        <w:pStyle w:val="Normal1"/>
         <w:spacing w:before="240" w:after="240" w:line="360" w:lineRule="auto"/>
         <w:ind w:firstLine="720"/>
         <w:jc w:val="both"/>
@@ -4591,7 +4595,7 @@
     </w:p>
     <w:p>
       <w:pPr>
-        <w:pStyle w:val="normal0"/>
+        <w:pStyle w:val="Normal1"/>
         <w:spacing w:before="240" w:after="240" w:line="360" w:lineRule="auto"/>
         <w:ind w:firstLine="720"/>
         <w:jc w:val="both"/>
@@ -4612,7 +4616,7 @@
     </w:p>
     <w:p>
       <w:pPr>
-        <w:pStyle w:val="normal0"/>
+        <w:pStyle w:val="Normal1"/>
         <w:spacing w:before="240" w:after="240" w:line="360" w:lineRule="auto"/>
         <w:jc w:val="both"/>
         <w:rPr>
@@ -4624,7 +4628,7 @@
     </w:p>
     <w:p>
       <w:pPr>
-        <w:pStyle w:val="normal0"/>
+        <w:pStyle w:val="Normal1"/>
         <w:spacing w:before="240" w:after="240" w:line="360" w:lineRule="auto"/>
         <w:jc w:val="both"/>
         <w:rPr>
@@ -4638,7 +4642,7 @@
     </w:p>
     <w:p>
       <w:pPr>
-        <w:pStyle w:val="normal0"/>
+        <w:pStyle w:val="Normal1"/>
         <w:rPr>
           <w:rFonts w:ascii="Times New Roman" w:eastAsia="Times New Roman" w:hAnsi="Times New Roman" w:cs="Times New Roman"/>
           <w:b/>
@@ -4650,17 +4654,17 @@
     </w:p>
     <w:p>
       <w:pPr>
-        <w:pStyle w:val="normal0"/>
-      </w:pPr>
-    </w:p>
-    <w:p>
-      <w:pPr>
-        <w:pStyle w:val="normal0"/>
-      </w:pPr>
-    </w:p>
-    <w:p>
-      <w:pPr>
-        <w:pStyle w:val="normal0"/>
+        <w:pStyle w:val="Normal1"/>
+      </w:pPr>
+    </w:p>
+    <w:p>
+      <w:pPr>
+        <w:pStyle w:val="Normal1"/>
+      </w:pPr>
+    </w:p>
+    <w:p>
+      <w:pPr>
+        <w:pStyle w:val="Normal1"/>
       </w:pPr>
     </w:p>
     <w:sectPr>
@@ -4681,7 +4685,7 @@
 </file>
 
 <file path=word/endnotes.xml><?xml version="1.0" encoding="utf-8"?>
-<w:endnotes xmlns:ve="http://schemas.openxmlformats.org/markup-compatibility/2006" xmlns:o="urn:schemas-microsoft-com:office:office" xmlns:r="http://schemas.openxmlformats.org/officeDocument/2006/relationships" xmlns:m="http://schemas.openxmlformats.org/officeDocument/2006/math" xmlns:v="urn:schemas-microsoft-com:vml" xmlns:wp="http://schemas.openxmlformats.org/drawingml/2006/wordprocessingDrawing" xmlns:w10="urn:schemas-microsoft-com:office:word" xmlns:w="http://schemas.openxmlformats.org/wordprocessingml/2006/main" xmlns:wne="http://schemas.microsoft.com/office/word/2006/wordml">
+<w:endnotes xmlns:wpc="http://schemas.microsoft.com/office/word/2010/wordprocessingCanvas" xmlns:mc="http://schemas.openxmlformats.org/markup-compatibility/2006" xmlns:o="urn:schemas-microsoft-com:office:office" xmlns:r="http://schemas.openxmlformats.org/officeDocument/2006/relationships" xmlns:m="http://schemas.openxmlformats.org/officeDocument/2006/math" xmlns:v="urn:schemas-microsoft-com:vml" xmlns:wp14="http://schemas.microsoft.com/office/word/2010/wordprocessingDrawing" xmlns:wp="http://schemas.openxmlformats.org/drawingml/2006/wordprocessingDrawing" xmlns:w10="urn:schemas-microsoft-com:office:word" xmlns:w="http://schemas.openxmlformats.org/wordprocessingml/2006/main" xmlns:w14="http://schemas.microsoft.com/office/word/2010/wordml" xmlns:w15="http://schemas.microsoft.com/office/word/2012/wordml" xmlns:wpg="http://schemas.microsoft.com/office/word/2010/wordprocessingGroup" xmlns:wpi="http://schemas.microsoft.com/office/word/2010/wordprocessingInk" xmlns:wne="http://schemas.microsoft.com/office/word/2006/wordml" xmlns:wps="http://schemas.microsoft.com/office/word/2010/wordprocessingShape" mc:Ignorable="w14 w15 wp14">
   <w:endnote w:type="separator" w:id="-1">
     <w:p>
       <w:pPr>
@@ -4706,7 +4710,7 @@
 </file>
 
 <file path=word/footnotes.xml><?xml version="1.0" encoding="utf-8"?>
-<w:footnotes xmlns:ve="http://schemas.openxmlformats.org/markup-compatibility/2006" xmlns:o="urn:schemas-microsoft-com:office:office" xmlns:r="http://schemas.openxmlformats.org/officeDocument/2006/relationships" xmlns:m="http://schemas.openxmlformats.org/officeDocument/2006/math" xmlns:v="urn:schemas-microsoft-com:vml" xmlns:wp="http://schemas.openxmlformats.org/drawingml/2006/wordprocessingDrawing" xmlns:w10="urn:schemas-microsoft-com:office:word" xmlns:w="http://schemas.openxmlformats.org/wordprocessingml/2006/main" xmlns:wne="http://schemas.microsoft.com/office/word/2006/wordml">
+<w:footnotes xmlns:wpc="http://schemas.microsoft.com/office/word/2010/wordprocessingCanvas" xmlns:mc="http://schemas.openxmlformats.org/markup-compatibility/2006" xmlns:o="urn:schemas-microsoft-com:office:office" xmlns:r="http://schemas.openxmlformats.org/officeDocument/2006/relationships" xmlns:m="http://schemas.openxmlformats.org/officeDocument/2006/math" xmlns:v="urn:schemas-microsoft-com:vml" xmlns:wp14="http://schemas.microsoft.com/office/word/2010/wordprocessingDrawing" xmlns:wp="http://schemas.openxmlformats.org/drawingml/2006/wordprocessingDrawing" xmlns:w10="urn:schemas-microsoft-com:office:word" xmlns:w="http://schemas.openxmlformats.org/wordprocessingml/2006/main" xmlns:w14="http://schemas.microsoft.com/office/word/2010/wordml" xmlns:w15="http://schemas.microsoft.com/office/word/2012/wordml" xmlns:wpg="http://schemas.microsoft.com/office/word/2010/wordprocessingGroup" xmlns:wpi="http://schemas.microsoft.com/office/word/2010/wordprocessingInk" xmlns:wne="http://schemas.microsoft.com/office/word/2006/wordml" xmlns:wps="http://schemas.microsoft.com/office/word/2010/wordprocessingShape" mc:Ignorable="w14 w15 wp14">
   <w:footnote w:type="separator" w:id="-1">
     <w:p>
       <w:pPr>
@@ -4731,17 +4735,17 @@
 </file>
 
 <file path=word/header1.xml><?xml version="1.0" encoding="utf-8"?>
-<w:hdr xmlns:ve="http://schemas.openxmlformats.org/markup-compatibility/2006" xmlns:o="urn:schemas-microsoft-com:office:office" xmlns:r="http://schemas.openxmlformats.org/officeDocument/2006/relationships" xmlns:m="http://schemas.openxmlformats.org/officeDocument/2006/math" xmlns:v="urn:schemas-microsoft-com:vml" xmlns:wp="http://schemas.openxmlformats.org/drawingml/2006/wordprocessingDrawing" xmlns:w10="urn:schemas-microsoft-com:office:word" xmlns:w="http://schemas.openxmlformats.org/wordprocessingml/2006/main" xmlns:wne="http://schemas.microsoft.com/office/word/2006/wordml">
+<w:hdr xmlns:wpc="http://schemas.microsoft.com/office/word/2010/wordprocessingCanvas" xmlns:mc="http://schemas.openxmlformats.org/markup-compatibility/2006" xmlns:o="urn:schemas-microsoft-com:office:office" xmlns:r="http://schemas.openxmlformats.org/officeDocument/2006/relationships" xmlns:m="http://schemas.openxmlformats.org/officeDocument/2006/math" xmlns:v="urn:schemas-microsoft-com:vml" xmlns:wp14="http://schemas.microsoft.com/office/word/2010/wordprocessingDrawing" xmlns:wp="http://schemas.openxmlformats.org/drawingml/2006/wordprocessingDrawing" xmlns:w10="urn:schemas-microsoft-com:office:word" xmlns:w="http://schemas.openxmlformats.org/wordprocessingml/2006/main" xmlns:w14="http://schemas.microsoft.com/office/word/2010/wordml" xmlns:w15="http://schemas.microsoft.com/office/word/2012/wordml" xmlns:wpg="http://schemas.microsoft.com/office/word/2010/wordprocessingGroup" xmlns:wpi="http://schemas.microsoft.com/office/word/2010/wordprocessingInk" xmlns:wne="http://schemas.microsoft.com/office/word/2006/wordml" xmlns:wps="http://schemas.microsoft.com/office/word/2010/wordprocessingShape" mc:Ignorable="w14 w15 wp14">
   <w:p>
     <w:pPr>
-      <w:pStyle w:val="normal0"/>
+      <w:pStyle w:val="Normal1"/>
     </w:pPr>
   </w:p>
 </w:hdr>
 </file>
 
 <file path=word/numbering.xml><?xml version="1.0" encoding="utf-8"?>
-<w:numbering xmlns:ve="http://schemas.openxmlformats.org/markup-compatibility/2006" xmlns:o="urn:schemas-microsoft-com:office:office" xmlns:r="http://schemas.openxmlformats.org/officeDocument/2006/relationships" xmlns:m="http://schemas.openxmlformats.org/officeDocument/2006/math" xmlns:v="urn:schemas-microsoft-com:vml" xmlns:wp="http://schemas.openxmlformats.org/drawingml/2006/wordprocessingDrawing" xmlns:w10="urn:schemas-microsoft-com:office:word" xmlns:w="http://schemas.openxmlformats.org/wordprocessingml/2006/main" xmlns:wne="http://schemas.microsoft.com/office/word/2006/wordml">
+<w:numbering xmlns:wpc="http://schemas.microsoft.com/office/word/2010/wordprocessingCanvas" xmlns:mc="http://schemas.openxmlformats.org/markup-compatibility/2006" xmlns:o="urn:schemas-microsoft-com:office:office" xmlns:r="http://schemas.openxmlformats.org/officeDocument/2006/relationships" xmlns:m="http://schemas.openxmlformats.org/officeDocument/2006/math" xmlns:v="urn:schemas-microsoft-com:vml" xmlns:wp14="http://schemas.microsoft.com/office/word/2010/wordprocessingDrawing" xmlns:wp="http://schemas.openxmlformats.org/drawingml/2006/wordprocessingDrawing" xmlns:w10="urn:schemas-microsoft-com:office:word" xmlns:w="http://schemas.openxmlformats.org/wordprocessingml/2006/main" xmlns:w14="http://schemas.microsoft.com/office/word/2010/wordml" xmlns:w15="http://schemas.microsoft.com/office/word/2012/wordml" xmlns:wpg="http://schemas.microsoft.com/office/word/2010/wordprocessingGroup" xmlns:wpi="http://schemas.microsoft.com/office/word/2010/wordprocessingInk" xmlns:wne="http://schemas.microsoft.com/office/word/2006/wordml" xmlns:wps="http://schemas.microsoft.com/office/word/2010/wordprocessingShape" mc:Ignorable="w14 w15 wp14">
   <w:abstractNum w:abstractNumId="0">
     <w:nsid w:val="04EB6902"/>
     <w:multiLevelType w:val="multilevel"/>
@@ -4978,7 +4982,7 @@
 </file>
 
 <file path=word/styles.xml><?xml version="1.0" encoding="utf-8"?>
-<w:styles xmlns:r="http://schemas.openxmlformats.org/officeDocument/2006/relationships" xmlns:w="http://schemas.openxmlformats.org/wordprocessingml/2006/main">
+<w:styles xmlns:mc="http://schemas.openxmlformats.org/markup-compatibility/2006" xmlns:r="http://schemas.openxmlformats.org/officeDocument/2006/relationships" xmlns:w="http://schemas.openxmlformats.org/wordprocessingml/2006/main" xmlns:w14="http://schemas.microsoft.com/office/word/2010/wordml" xmlns:w15="http://schemas.microsoft.com/office/word/2012/wordml" mc:Ignorable="w14 w15">
   <w:docDefaults>
     <w:rPrDefault>
       <w:rPr>
@@ -4994,144 +4998,378 @@
       </w:pPr>
     </w:pPrDefault>
   </w:docDefaults>
-  <w:latentStyles w:defLockedState="0" w:defUIPriority="99" w:defSemiHidden="1" w:defUnhideWhenUsed="1" w:defQFormat="0" w:count="267">
-    <w:lsdException w:name="Normal" w:semiHidden="0" w:uiPriority="0" w:unhideWhenUsed="0" w:qFormat="1"/>
-    <w:lsdException w:name="heading 1" w:semiHidden="0" w:uiPriority="9" w:unhideWhenUsed="0" w:qFormat="1"/>
-    <w:lsdException w:name="heading 2" w:uiPriority="9" w:qFormat="1"/>
-    <w:lsdException w:name="heading 3" w:uiPriority="9" w:qFormat="1"/>
-    <w:lsdException w:name="heading 4" w:uiPriority="9" w:qFormat="1"/>
-    <w:lsdException w:name="heading 5" w:uiPriority="9" w:qFormat="1"/>
-    <w:lsdException w:name="heading 6" w:uiPriority="9" w:qFormat="1"/>
-    <w:lsdException w:name="heading 7" w:uiPriority="9" w:qFormat="1"/>
-    <w:lsdException w:name="heading 8" w:uiPriority="9" w:qFormat="1"/>
-    <w:lsdException w:name="heading 9" w:uiPriority="9" w:qFormat="1"/>
-    <w:lsdException w:name="toc 1" w:uiPriority="39"/>
-    <w:lsdException w:name="toc 2" w:uiPriority="39"/>
-    <w:lsdException w:name="toc 3" w:uiPriority="39"/>
-    <w:lsdException w:name="toc 4" w:uiPriority="39"/>
-    <w:lsdException w:name="toc 5" w:uiPriority="39"/>
-    <w:lsdException w:name="toc 6" w:uiPriority="39"/>
-    <w:lsdException w:name="toc 7" w:uiPriority="39"/>
-    <w:lsdException w:name="toc 8" w:uiPriority="39"/>
-    <w:lsdException w:name="toc 9" w:uiPriority="39"/>
-    <w:lsdException w:name="caption" w:uiPriority="35" w:qFormat="1"/>
-    <w:lsdException w:name="Title" w:semiHidden="0" w:uiPriority="10" w:unhideWhenUsed="0" w:qFormat="1"/>
-    <w:lsdException w:name="Default Paragraph Font" w:uiPriority="1"/>
-    <w:lsdException w:name="Subtitle" w:semiHidden="0" w:uiPriority="11" w:unhideWhenUsed="0" w:qFormat="1"/>
-    <w:lsdException w:name="Strong" w:semiHidden="0" w:uiPriority="22" w:unhideWhenUsed="0" w:qFormat="1"/>
-    <w:lsdException w:name="Emphasis" w:semiHidden="0" w:uiPriority="20" w:unhideWhenUsed="0" w:qFormat="1"/>
-    <w:lsdException w:name="Table Grid" w:semiHidden="0" w:uiPriority="59" w:unhideWhenUsed="0"/>
-    <w:lsdException w:name="Placeholder Text" w:unhideWhenUsed="0"/>
-    <w:lsdException w:name="No Spacing" w:semiHidden="0" w:uiPriority="1" w:unhideWhenUsed="0" w:qFormat="1"/>
-    <w:lsdException w:name="Light Shading" w:semiHidden="0" w:uiPriority="60" w:unhideWhenUsed="0"/>
-    <w:lsdException w:name="Light List" w:semiHidden="0" w:uiPriority="61" w:unhideWhenUsed="0"/>
-    <w:lsdException w:name="Light Grid" w:semiHidden="0" w:uiPriority="62" w:unhideWhenUsed="0"/>
-    <w:lsdException w:name="Medium Shading 1" w:semiHidden="0" w:uiPriority="63" w:unhideWhenUsed="0"/>
-    <w:lsdException w:name="Medium Shading 2" w:semiHidden="0" w:uiPriority="64" w:unhideWhenUsed="0"/>
-    <w:lsdException w:name="Medium List 1" w:semiHidden="0" w:uiPriority="65" w:unhideWhenUsed="0"/>
-    <w:lsdException w:name="Medium List 2" w:semiHidden="0" w:uiPriority="66" w:unhideWhenUsed="0"/>
-    <w:lsdException w:name="Medium Grid 1" w:semiHidden="0" w:uiPriority="67" w:unhideWhenUsed="0"/>
-    <w:lsdException w:name="Medium Grid 2" w:semiHidden="0" w:uiPriority="68" w:unhideWhenUsed="0"/>
-    <w:lsdException w:name="Medium Grid 3" w:semiHidden="0" w:uiPriority="69" w:unhideWhenUsed="0"/>
-    <w:lsdException w:name="Dark List" w:semiHidden="0" w:uiPriority="70" w:unhideWhenUsed="0"/>
-    <w:lsdException w:name="Colorful Shading" w:semiHidden="0" w:uiPriority="71" w:unhideWhenUsed="0"/>
-    <w:lsdException w:name="Colorful List" w:semiHidden="0" w:uiPriority="72" w:unhideWhenUsed="0"/>
-    <w:lsdException w:name="Colorful Grid" w:semiHidden="0" w:uiPriority="73" w:unhideWhenUsed="0"/>
-    <w:lsdException w:name="Light Shading Accent 1" w:semiHidden="0" w:uiPriority="60" w:unhideWhenUsed="0"/>
-    <w:lsdException w:name="Light List Accent 1" w:semiHidden="0" w:uiPriority="61" w:unhideWhenUsed="0"/>
-    <w:lsdException w:name="Light Grid Accent 1" w:semiHidden="0" w:uiPriority="62" w:unhideWhenUsed="0"/>
-    <w:lsdException w:name="Medium Shading 1 Accent 1" w:semiHidden="0" w:uiPriority="63" w:unhideWhenUsed="0"/>
-    <w:lsdException w:name="Medium Shading 2 Accent 1" w:semiHidden="0" w:uiPriority="64" w:unhideWhenUsed="0"/>
-    <w:lsdException w:name="Medium List 1 Accent 1" w:semiHidden="0" w:uiPriority="65" w:unhideWhenUsed="0"/>
-    <w:lsdException w:name="Revision" w:unhideWhenUsed="0"/>
-    <w:lsdException w:name="List Paragraph" w:semiHidden="0" w:uiPriority="34" w:unhideWhenUsed="0" w:qFormat="1"/>
-    <w:lsdException w:name="Quote" w:semiHidden="0" w:uiPriority="29" w:unhideWhenUsed="0" w:qFormat="1"/>
-    <w:lsdException w:name="Intense Quote" w:semiHidden="0" w:uiPriority="30" w:unhideWhenUsed="0" w:qFormat="1"/>
-    <w:lsdException w:name="Medium List 2 Accent 1" w:semiHidden="0" w:uiPriority="66" w:unhideWhenUsed="0"/>
-    <w:lsdException w:name="Medium Grid 1 Accent 1" w:semiHidden="0" w:uiPriority="67" w:unhideWhenUsed="0"/>
-    <w:lsdException w:name="Medium Grid 2 Accent 1" w:semiHidden="0" w:uiPriority="68" w:unhideWhenUsed="0"/>
-    <w:lsdException w:name="Medium Grid 3 Accent 1" w:semiHidden="0" w:uiPriority="69" w:unhideWhenUsed="0"/>
-    <w:lsdException w:name="Dark List Accent 1" w:semiHidden="0" w:uiPriority="70" w:unhideWhenUsed="0"/>
-    <w:lsdException w:name="Colorful Shading Accent 1" w:semiHidden="0" w:uiPriority="71" w:unhideWhenUsed="0"/>
-    <w:lsdException w:name="Colorful List Accent 1" w:semiHidden="0" w:uiPriority="72" w:unhideWhenUsed="0"/>
-    <w:lsdException w:name="Colorful Grid Accent 1" w:semiHidden="0" w:uiPriority="73" w:unhideWhenUsed="0"/>
-    <w:lsdException w:name="Light Shading Accent 2" w:semiHidden="0" w:uiPriority="60" w:unhideWhenUsed="0"/>
-    <w:lsdException w:name="Light List Accent 2" w:semiHidden="0" w:uiPriority="61" w:unhideWhenUsed="0"/>
-    <w:lsdException w:name="Light Grid Accent 2" w:semiHidden="0" w:uiPriority="62" w:unhideWhenUsed="0"/>
-    <w:lsdException w:name="Medium Shading 1 Accent 2" w:semiHidden="0" w:uiPriority="63" w:unhideWhenUsed="0"/>
-    <w:lsdException w:name="Medium Shading 2 Accent 2" w:semiHidden="0" w:uiPriority="64" w:unhideWhenUsed="0"/>
-    <w:lsdException w:name="Medium List 1 Accent 2" w:semiHidden="0" w:uiPriority="65" w:unhideWhenUsed="0"/>
-    <w:lsdException w:name="Medium List 2 Accent 2" w:semiHidden="0" w:uiPriority="66" w:unhideWhenUsed="0"/>
-    <w:lsdException w:name="Medium Grid 1 Accent 2" w:semiHidden="0" w:uiPriority="67" w:unhideWhenUsed="0"/>
-    <w:lsdException w:name="Medium Grid 2 Accent 2" w:semiHidden="0" w:uiPriority="68" w:unhideWhenUsed="0"/>
-    <w:lsdException w:name="Medium Grid 3 Accent 2" w:semiHidden="0" w:uiPriority="69" w:unhideWhenUsed="0"/>
-    <w:lsdException w:name="Dark List Accent 2" w:semiHidden="0" w:uiPriority="70" w:unhideWhenUsed="0"/>
-    <w:lsdException w:name="Colorful Shading Accent 2" w:semiHidden="0" w:uiPriority="71" w:unhideWhenUsed="0"/>
-    <w:lsdException w:name="Colorful List Accent 2" w:semiHidden="0" w:uiPriority="72" w:unhideWhenUsed="0"/>
-    <w:lsdException w:name="Colorful Grid Accent 2" w:semiHidden="0" w:uiPriority="73" w:unhideWhenUsed="0"/>
-    <w:lsdException w:name="Light Shading Accent 3" w:semiHidden="0" w:uiPriority="60" w:unhideWhenUsed="0"/>
-    <w:lsdException w:name="Light List Accent 3" w:semiHidden="0" w:uiPriority="61" w:unhideWhenUsed="0"/>
-    <w:lsdException w:name="Light Grid Accent 3" w:semiHidden="0" w:uiPriority="62" w:unhideWhenUsed="0"/>
-    <w:lsdException w:name="Medium Shading 1 Accent 3" w:semiHidden="0" w:uiPriority="63" w:unhideWhenUsed="0"/>
-    <w:lsdException w:name="Medium Shading 2 Accent 3" w:semiHidden="0" w:uiPriority="64" w:unhideWhenUsed="0"/>
-    <w:lsdException w:name="Medium List 1 Accent 3" w:semiHidden="0" w:uiPriority="65" w:unhideWhenUsed="0"/>
-    <w:lsdException w:name="Medium List 2 Accent 3" w:semiHidden="0" w:uiPriority="66" w:unhideWhenUsed="0"/>
-    <w:lsdException w:name="Medium Grid 1 Accent 3" w:semiHidden="0" w:uiPriority="67" w:unhideWhenUsed="0"/>
-    <w:lsdException w:name="Medium Grid 2 Accent 3" w:semiHidden="0" w:uiPriority="68" w:unhideWhenUsed="0"/>
-    <w:lsdException w:name="Medium Grid 3 Accent 3" w:semiHidden="0" w:uiPriority="69" w:unhideWhenUsed="0"/>
-    <w:lsdException w:name="Dark List Accent 3" w:semiHidden="0" w:uiPriority="70" w:unhideWhenUsed="0"/>
-    <w:lsdException w:name="Colorful Shading Accent 3" w:semiHidden="0" w:uiPriority="71" w:unhideWhenUsed="0"/>
-    <w:lsdException w:name="Colorful List Accent 3" w:semiHidden="0" w:uiPriority="72" w:unhideWhenUsed="0"/>
-    <w:lsdException w:name="Colorful Grid Accent 3" w:semiHidden="0" w:uiPriority="73" w:unhideWhenUsed="0"/>
-    <w:lsdException w:name="Light Shading Accent 4" w:semiHidden="0" w:uiPriority="60" w:unhideWhenUsed="0"/>
-    <w:lsdException w:name="Light List Accent 4" w:semiHidden="0" w:uiPriority="61" w:unhideWhenUsed="0"/>
-    <w:lsdException w:name="Light Grid Accent 4" w:semiHidden="0" w:uiPriority="62" w:unhideWhenUsed="0"/>
-    <w:lsdException w:name="Medium Shading 1 Accent 4" w:semiHidden="0" w:uiPriority="63" w:unhideWhenUsed="0"/>
-    <w:lsdException w:name="Medium Shading 2 Accent 4" w:semiHidden="0" w:uiPriority="64" w:unhideWhenUsed="0"/>
-    <w:lsdException w:name="Medium List 1 Accent 4" w:semiHidden="0" w:uiPriority="65" w:unhideWhenUsed="0"/>
-    <w:lsdException w:name="Medium List 2 Accent 4" w:semiHidden="0" w:uiPriority="66" w:unhideWhenUsed="0"/>
-    <w:lsdException w:name="Medium Grid 1 Accent 4" w:semiHidden="0" w:uiPriority="67" w:unhideWhenUsed="0"/>
-    <w:lsdException w:name="Medium Grid 2 Accent 4" w:semiHidden="0" w:uiPriority="68" w:unhideWhenUsed="0"/>
-    <w:lsdException w:name="Medium Grid 3 Accent 4" w:semiHidden="0" w:uiPriority="69" w:unhideWhenUsed="0"/>
-    <w:lsdException w:name="Dark List Accent 4" w:semiHidden="0" w:uiPriority="70" w:unhideWhenUsed="0"/>
-    <w:lsdException w:name="Colorful Shading Accent 4" w:semiHidden="0" w:uiPriority="71" w:unhideWhenUsed="0"/>
-    <w:lsdException w:name="Colorful List Accent 4" w:semiHidden="0" w:uiPriority="72" w:unhideWhenUsed="0"/>
-    <w:lsdException w:name="Colorful Grid Accent 4" w:semiHidden="0" w:uiPriority="73" w:unhideWhenUsed="0"/>
-    <w:lsdException w:name="Light Shading Accent 5" w:semiHidden="0" w:uiPriority="60" w:unhideWhenUsed="0"/>
-    <w:lsdException w:name="Light List Accent 5" w:semiHidden="0" w:uiPriority="61" w:unhideWhenUsed="0"/>
-    <w:lsdException w:name="Light Grid Accent 5" w:semiHidden="0" w:uiPriority="62" w:unhideWhenUsed="0"/>
-    <w:lsdException w:name="Medium Shading 1 Accent 5" w:semiHidden="0" w:uiPriority="63" w:unhideWhenUsed="0"/>
-    <w:lsdException w:name="Medium Shading 2 Accent 5" w:semiHidden="0" w:uiPriority="64" w:unhideWhenUsed="0"/>
-    <w:lsdException w:name="Medium List 1 Accent 5" w:semiHidden="0" w:uiPriority="65" w:unhideWhenUsed="0"/>
-    <w:lsdException w:name="Medium List 2 Accent 5" w:semiHidden="0" w:uiPriority="66" w:unhideWhenUsed="0"/>
-    <w:lsdException w:name="Medium Grid 1 Accent 5" w:semiHidden="0" w:uiPriority="67" w:unhideWhenUsed="0"/>
-    <w:lsdException w:name="Medium Grid 2 Accent 5" w:semiHidden="0" w:uiPriority="68" w:unhideWhenUsed="0"/>
-    <w:lsdException w:name="Medium Grid 3 Accent 5" w:semiHidden="0" w:uiPriority="69" w:unhideWhenUsed="0"/>
-    <w:lsdException w:name="Dark List Accent 5" w:semiHidden="0" w:uiPriority="70" w:unhideWhenUsed="0"/>
-    <w:lsdException w:name="Colorful Shading Accent 5" w:semiHidden="0" w:uiPriority="71" w:unhideWhenUsed="0"/>
-    <w:lsdException w:name="Colorful List Accent 5" w:semiHidden="0" w:uiPriority="72" w:unhideWhenUsed="0"/>
-    <w:lsdException w:name="Colorful Grid Accent 5" w:semiHidden="0" w:uiPriority="73" w:unhideWhenUsed="0"/>
-    <w:lsdException w:name="Light Shading Accent 6" w:semiHidden="0" w:uiPriority="60" w:unhideWhenUsed="0"/>
-    <w:lsdException w:name="Light List Accent 6" w:semiHidden="0" w:uiPriority="61" w:unhideWhenUsed="0"/>
-    <w:lsdException w:name="Light Grid Accent 6" w:semiHidden="0" w:uiPriority="62" w:unhideWhenUsed="0"/>
-    <w:lsdException w:name="Medium Shading 1 Accent 6" w:semiHidden="0" w:uiPriority="63" w:unhideWhenUsed="0"/>
-    <w:lsdException w:name="Medium Shading 2 Accent 6" w:semiHidden="0" w:uiPriority="64" w:unhideWhenUsed="0"/>
-    <w:lsdException w:name="Medium List 1 Accent 6" w:semiHidden="0" w:uiPriority="65" w:unhideWhenUsed="0"/>
-    <w:lsdException w:name="Medium List 2 Accent 6" w:semiHidden="0" w:uiPriority="66" w:unhideWhenUsed="0"/>
-    <w:lsdException w:name="Medium Grid 1 Accent 6" w:semiHidden="0" w:uiPriority="67" w:unhideWhenUsed="0"/>
-    <w:lsdException w:name="Medium Grid 2 Accent 6" w:semiHidden="0" w:uiPriority="68" w:unhideWhenUsed="0"/>
-    <w:lsdException w:name="Medium Grid 3 Accent 6" w:semiHidden="0" w:uiPriority="69" w:unhideWhenUsed="0"/>
-    <w:lsdException w:name="Dark List Accent 6" w:semiHidden="0" w:uiPriority="70" w:unhideWhenUsed="0"/>
-    <w:lsdException w:name="Colorful Shading Accent 6" w:semiHidden="0" w:uiPriority="71" w:unhideWhenUsed="0"/>
-    <w:lsdException w:name="Colorful List Accent 6" w:semiHidden="0" w:uiPriority="72" w:unhideWhenUsed="0"/>
-    <w:lsdException w:name="Colorful Grid Accent 6" w:semiHidden="0" w:uiPriority="73" w:unhideWhenUsed="0"/>
-    <w:lsdException w:name="Subtle Emphasis" w:semiHidden="0" w:uiPriority="19" w:unhideWhenUsed="0" w:qFormat="1"/>
-    <w:lsdException w:name="Intense Emphasis" w:semiHidden="0" w:uiPriority="21" w:unhideWhenUsed="0" w:qFormat="1"/>
-    <w:lsdException w:name="Subtle Reference" w:semiHidden="0" w:uiPriority="31" w:unhideWhenUsed="0" w:qFormat="1"/>
-    <w:lsdException w:name="Intense Reference" w:semiHidden="0" w:uiPriority="32" w:unhideWhenUsed="0" w:qFormat="1"/>
-    <w:lsdException w:name="Book Title" w:semiHidden="0" w:uiPriority="33" w:unhideWhenUsed="0" w:qFormat="1"/>
-    <w:lsdException w:name="Bibliography" w:uiPriority="37"/>
-    <w:lsdException w:name="TOC Heading" w:uiPriority="39" w:qFormat="1"/>
+  <w:latentStyles w:defLockedState="0" w:defUIPriority="99" w:defSemiHidden="0" w:defUnhideWhenUsed="0" w:defQFormat="0" w:count="371">
+    <w:lsdException w:name="Normal" w:uiPriority="0" w:qFormat="1"/>
+    <w:lsdException w:name="heading 1" w:uiPriority="9" w:qFormat="1"/>
+    <w:lsdException w:name="heading 2" w:semiHidden="1" w:uiPriority="9" w:unhideWhenUsed="1" w:qFormat="1"/>
+    <w:lsdException w:name="heading 3" w:semiHidden="1" w:uiPriority="9" w:unhideWhenUsed="1" w:qFormat="1"/>
+    <w:lsdException w:name="heading 4" w:semiHidden="1" w:uiPriority="9" w:unhideWhenUsed="1" w:qFormat="1"/>
+    <w:lsdException w:name="heading 5" w:semiHidden="1" w:uiPriority="9" w:unhideWhenUsed="1" w:qFormat="1"/>
+    <w:lsdException w:name="heading 6" w:semiHidden="1" w:uiPriority="9" w:unhideWhenUsed="1" w:qFormat="1"/>
+    <w:lsdException w:name="heading 7" w:semiHidden="1" w:uiPriority="9" w:unhideWhenUsed="1" w:qFormat="1"/>
+    <w:lsdException w:name="heading 8" w:semiHidden="1" w:uiPriority="9" w:unhideWhenUsed="1" w:qFormat="1"/>
+    <w:lsdException w:name="heading 9" w:semiHidden="1" w:uiPriority="9" w:unhideWhenUsed="1" w:qFormat="1"/>
+    <w:lsdException w:name="index 1" w:semiHidden="1" w:unhideWhenUsed="1"/>
+    <w:lsdException w:name="index 2" w:semiHidden="1" w:unhideWhenUsed="1"/>
+    <w:lsdException w:name="index 3" w:semiHidden="1" w:unhideWhenUsed="1"/>
+    <w:lsdException w:name="index 4" w:semiHidden="1" w:unhideWhenUsed="1"/>
+    <w:lsdException w:name="index 5" w:semiHidden="1" w:unhideWhenUsed="1"/>
+    <w:lsdException w:name="index 6" w:semiHidden="1" w:unhideWhenUsed="1"/>
+    <w:lsdException w:name="index 7" w:semiHidden="1" w:unhideWhenUsed="1"/>
+    <w:lsdException w:name="index 8" w:semiHidden="1" w:unhideWhenUsed="1"/>
+    <w:lsdException w:name="index 9" w:semiHidden="1" w:unhideWhenUsed="1"/>
+    <w:lsdException w:name="toc 1" w:semiHidden="1" w:uiPriority="39" w:unhideWhenUsed="1"/>
+    <w:lsdException w:name="toc 2" w:semiHidden="1" w:uiPriority="39" w:unhideWhenUsed="1"/>
+    <w:lsdException w:name="toc 3" w:semiHidden="1" w:uiPriority="39" w:unhideWhenUsed="1"/>
+    <w:lsdException w:name="toc 4" w:semiHidden="1" w:uiPriority="39" w:unhideWhenUsed="1"/>
+    <w:lsdException w:name="toc 5" w:semiHidden="1" w:uiPriority="39" w:unhideWhenUsed="1"/>
+    <w:lsdException w:name="toc 6" w:semiHidden="1" w:uiPriority="39" w:unhideWhenUsed="1"/>
+    <w:lsdException w:name="toc 7" w:semiHidden="1" w:uiPriority="39" w:unhideWhenUsed="1"/>
+    <w:lsdException w:name="toc 8" w:semiHidden="1" w:uiPriority="39" w:unhideWhenUsed="1"/>
+    <w:lsdException w:name="toc 9" w:semiHidden="1" w:uiPriority="39" w:unhideWhenUsed="1"/>
+    <w:lsdException w:name="Normal Indent" w:semiHidden="1" w:unhideWhenUsed="1"/>
+    <w:lsdException w:name="footnote text" w:semiHidden="1" w:unhideWhenUsed="1"/>
+    <w:lsdException w:name="annotation text" w:semiHidden="1" w:unhideWhenUsed="1"/>
+    <w:lsdException w:name="header" w:semiHidden="1" w:unhideWhenUsed="1"/>
+    <w:lsdException w:name="footer" w:semiHidden="1" w:unhideWhenUsed="1"/>
+    <w:lsdException w:name="index heading" w:semiHidden="1" w:unhideWhenUsed="1"/>
+    <w:lsdException w:name="caption" w:semiHidden="1" w:uiPriority="35" w:unhideWhenUsed="1" w:qFormat="1"/>
+    <w:lsdException w:name="table of figures" w:semiHidden="1" w:unhideWhenUsed="1"/>
+    <w:lsdException w:name="envelope address" w:semiHidden="1" w:unhideWhenUsed="1"/>
+    <w:lsdException w:name="envelope return" w:semiHidden="1" w:unhideWhenUsed="1"/>
+    <w:lsdException w:name="footnote reference" w:semiHidden="1" w:unhideWhenUsed="1"/>
+    <w:lsdException w:name="annotation reference" w:semiHidden="1" w:unhideWhenUsed="1"/>
+    <w:lsdException w:name="line number" w:semiHidden="1" w:unhideWhenUsed="1"/>
+    <w:lsdException w:name="page number" w:semiHidden="1" w:unhideWhenUsed="1"/>
+    <w:lsdException w:name="endnote reference" w:semiHidden="1" w:unhideWhenUsed="1"/>
+    <w:lsdException w:name="endnote text" w:semiHidden="1" w:unhideWhenUsed="1"/>
+    <w:lsdException w:name="table of authorities" w:semiHidden="1" w:unhideWhenUsed="1"/>
+    <w:lsdException w:name="macro" w:semiHidden="1" w:unhideWhenUsed="1"/>
+    <w:lsdException w:name="toa heading" w:semiHidden="1" w:unhideWhenUsed="1"/>
+    <w:lsdException w:name="List" w:semiHidden="1" w:unhideWhenUsed="1"/>
+    <w:lsdException w:name="List Bullet" w:semiHidden="1" w:unhideWhenUsed="1"/>
+    <w:lsdException w:name="List Number" w:semiHidden="1" w:unhideWhenUsed="1"/>
+    <w:lsdException w:name="List 2" w:semiHidden="1" w:unhideWhenUsed="1"/>
+    <w:lsdException w:name="List 3" w:semiHidden="1" w:unhideWhenUsed="1"/>
+    <w:lsdException w:name="List 4" w:semiHidden="1" w:unhideWhenUsed="1"/>
+    <w:lsdException w:name="List 5" w:semiHidden="1" w:unhideWhenUsed="1"/>
+    <w:lsdException w:name="List Bullet 2" w:semiHidden="1" w:unhideWhenUsed="1"/>
+    <w:lsdException w:name="List Bullet 3" w:semiHidden="1" w:unhideWhenUsed="1"/>
+    <w:lsdException w:name="List Bullet 4" w:semiHidden="1" w:unhideWhenUsed="1"/>
+    <w:lsdException w:name="List Bullet 5" w:semiHidden="1" w:unhideWhenUsed="1"/>
+    <w:lsdException w:name="List Number 2" w:semiHidden="1" w:unhideWhenUsed="1"/>
+    <w:lsdException w:name="List Number 3" w:semiHidden="1" w:unhideWhenUsed="1"/>
+    <w:lsdException w:name="List Number 4" w:semiHidden="1" w:unhideWhenUsed="1"/>
+    <w:lsdException w:name="List Number 5" w:semiHidden="1" w:unhideWhenUsed="1"/>
+    <w:lsdException w:name="Title" w:uiPriority="10" w:qFormat="1"/>
+    <w:lsdException w:name="Closing" w:semiHidden="1" w:unhideWhenUsed="1"/>
+    <w:lsdException w:name="Signature" w:semiHidden="1" w:unhideWhenUsed="1"/>
+    <w:lsdException w:name="Default Paragraph Font" w:semiHidden="1" w:uiPriority="1" w:unhideWhenUsed="1"/>
+    <w:lsdException w:name="Body Text" w:semiHidden="1" w:unhideWhenUsed="1"/>
+    <w:lsdException w:name="Body Text Indent" w:semiHidden="1" w:unhideWhenUsed="1"/>
+    <w:lsdException w:name="List Continue" w:semiHidden="1" w:unhideWhenUsed="1"/>
+    <w:lsdException w:name="List Continue 2" w:semiHidden="1" w:unhideWhenUsed="1"/>
+    <w:lsdException w:name="List Continue 3" w:semiHidden="1" w:unhideWhenUsed="1"/>
+    <w:lsdException w:name="List Continue 4" w:semiHidden="1" w:unhideWhenUsed="1"/>
+    <w:lsdException w:name="List Continue 5" w:semiHidden="1" w:unhideWhenUsed="1"/>
+    <w:lsdException w:name="Message Header" w:semiHidden="1" w:unhideWhenUsed="1"/>
+    <w:lsdException w:name="Subtitle" w:uiPriority="11" w:qFormat="1"/>
+    <w:lsdException w:name="Salutation" w:semiHidden="1" w:unhideWhenUsed="1"/>
+    <w:lsdException w:name="Date" w:semiHidden="1" w:unhideWhenUsed="1"/>
+    <w:lsdException w:name="Body Text First Indent" w:semiHidden="1" w:unhideWhenUsed="1"/>
+    <w:lsdException w:name="Body Text First Indent 2" w:semiHidden="1" w:unhideWhenUsed="1"/>
+    <w:lsdException w:name="Note Heading" w:semiHidden="1" w:unhideWhenUsed="1"/>
+    <w:lsdException w:name="Body Text 2" w:semiHidden="1" w:unhideWhenUsed="1"/>
+    <w:lsdException w:name="Body Text 3" w:semiHidden="1" w:unhideWhenUsed="1"/>
+    <w:lsdException w:name="Body Text Indent 2" w:semiHidden="1" w:unhideWhenUsed="1"/>
+    <w:lsdException w:name="Body Text Indent 3" w:semiHidden="1" w:unhideWhenUsed="1"/>
+    <w:lsdException w:name="Block Text" w:semiHidden="1" w:unhideWhenUsed="1"/>
+    <w:lsdException w:name="Hyperlink" w:semiHidden="1" w:unhideWhenUsed="1"/>
+    <w:lsdException w:name="FollowedHyperlink" w:semiHidden="1" w:unhideWhenUsed="1"/>
+    <w:lsdException w:name="Strong" w:uiPriority="22" w:qFormat="1"/>
+    <w:lsdException w:name="Emphasis" w:uiPriority="20" w:qFormat="1"/>
+    <w:lsdException w:name="Document Map" w:semiHidden="1" w:unhideWhenUsed="1"/>
+    <w:lsdException w:name="Plain Text" w:semiHidden="1" w:unhideWhenUsed="1"/>
+    <w:lsdException w:name="E-mail Signature" w:semiHidden="1" w:unhideWhenUsed="1"/>
+    <w:lsdException w:name="HTML Top of Form" w:semiHidden="1" w:unhideWhenUsed="1"/>
+    <w:lsdException w:name="HTML Bottom of Form" w:semiHidden="1" w:unhideWhenUsed="1"/>
+    <w:lsdException w:name="Normal (Web)" w:semiHidden="1" w:unhideWhenUsed="1"/>
+    <w:lsdException w:name="HTML Acronym" w:semiHidden="1" w:unhideWhenUsed="1"/>
+    <w:lsdException w:name="HTML Address" w:semiHidden="1" w:unhideWhenUsed="1"/>
+    <w:lsdException w:name="HTML Cite" w:semiHidden="1" w:unhideWhenUsed="1"/>
+    <w:lsdException w:name="HTML Code" w:semiHidden="1" w:unhideWhenUsed="1"/>
+    <w:lsdException w:name="HTML Definition" w:semiHidden="1" w:unhideWhenUsed="1"/>
+    <w:lsdException w:name="HTML Keyboard" w:semiHidden="1" w:unhideWhenUsed="1"/>
+    <w:lsdException w:name="HTML Preformatted" w:semiHidden="1" w:unhideWhenUsed="1"/>
+    <w:lsdException w:name="HTML Sample" w:semiHidden="1" w:unhideWhenUsed="1"/>
+    <w:lsdException w:name="HTML Typewriter" w:semiHidden="1" w:unhideWhenUsed="1"/>
+    <w:lsdException w:name="HTML Variable" w:semiHidden="1" w:unhideWhenUsed="1"/>
+    <w:lsdException w:name="Normal Table" w:semiHidden="1" w:unhideWhenUsed="1"/>
+    <w:lsdException w:name="annotation subject" w:semiHidden="1" w:unhideWhenUsed="1"/>
+    <w:lsdException w:name="No List" w:semiHidden="1" w:unhideWhenUsed="1"/>
+    <w:lsdException w:name="Outline List 1" w:semiHidden="1" w:unhideWhenUsed="1"/>
+    <w:lsdException w:name="Outline List 2" w:semiHidden="1" w:unhideWhenUsed="1"/>
+    <w:lsdException w:name="Outline List 3" w:semiHidden="1" w:unhideWhenUsed="1"/>
+    <w:lsdException w:name="Table Simple 1" w:semiHidden="1" w:unhideWhenUsed="1"/>
+    <w:lsdException w:name="Table Simple 2" w:semiHidden="1" w:unhideWhenUsed="1"/>
+    <w:lsdException w:name="Table Simple 3" w:semiHidden="1" w:unhideWhenUsed="1"/>
+    <w:lsdException w:name="Table Classic 1" w:semiHidden="1" w:unhideWhenUsed="1"/>
+    <w:lsdException w:name="Table Classic 2" w:semiHidden="1" w:unhideWhenUsed="1"/>
+    <w:lsdException w:name="Table Classic 3" w:semiHidden="1" w:unhideWhenUsed="1"/>
+    <w:lsdException w:name="Table Classic 4" w:semiHidden="1" w:unhideWhenUsed="1"/>
+    <w:lsdException w:name="Table Colorful 1" w:semiHidden="1" w:unhideWhenUsed="1"/>
+    <w:lsdException w:name="Table Colorful 2" w:semiHidden="1" w:unhideWhenUsed="1"/>
+    <w:lsdException w:name="Table Colorful 3" w:semiHidden="1" w:unhideWhenUsed="1"/>
+    <w:lsdException w:name="Table Columns 1" w:semiHidden="1" w:unhideWhenUsed="1"/>
+    <w:lsdException w:name="Table Columns 2" w:semiHidden="1" w:unhideWhenUsed="1"/>
+    <w:lsdException w:name="Table Columns 3" w:semiHidden="1" w:unhideWhenUsed="1"/>
+    <w:lsdException w:name="Table Columns 4" w:semiHidden="1" w:unhideWhenUsed="1"/>
+    <w:lsdException w:name="Table Columns 5" w:semiHidden="1" w:unhideWhenUsed="1"/>
+    <w:lsdException w:name="Table Grid 1" w:semiHidden="1" w:unhideWhenUsed="1"/>
+    <w:lsdException w:name="Table Grid 2" w:semiHidden="1" w:unhideWhenUsed="1"/>
+    <w:lsdException w:name="Table Grid 3" w:semiHidden="1" w:unhideWhenUsed="1"/>
+    <w:lsdException w:name="Table Grid 4" w:semiHidden="1" w:unhideWhenUsed="1"/>
+    <w:lsdException w:name="Table Grid 5" w:semiHidden="1" w:unhideWhenUsed="1"/>
+    <w:lsdException w:name="Table Grid 6" w:semiHidden="1" w:unhideWhenUsed="1"/>
+    <w:lsdException w:name="Table Grid 7" w:semiHidden="1" w:unhideWhenUsed="1"/>
+    <w:lsdException w:name="Table Grid 8" w:semiHidden="1" w:unhideWhenUsed="1"/>
+    <w:lsdException w:name="Table List 1" w:semiHidden="1" w:unhideWhenUsed="1"/>
+    <w:lsdException w:name="Table List 2" w:semiHidden="1" w:unhideWhenUsed="1"/>
+    <w:lsdException w:name="Table List 3" w:semiHidden="1" w:unhideWhenUsed="1"/>
+    <w:lsdException w:name="Table List 4" w:semiHidden="1" w:unhideWhenUsed="1"/>
+    <w:lsdException w:name="Table List 5" w:semiHidden="1" w:unhideWhenUsed="1"/>
+    <w:lsdException w:name="Table List 6" w:semiHidden="1" w:unhideWhenUsed="1"/>
+    <w:lsdException w:name="Table List 7" w:semiHidden="1" w:unhideWhenUsed="1"/>
+    <w:lsdException w:name="Table List 8" w:semiHidden="1" w:unhideWhenUsed="1"/>
+    <w:lsdException w:name="Table 3D effects 1" w:semiHidden="1" w:unhideWhenUsed="1"/>
+    <w:lsdException w:name="Table 3D effects 2" w:semiHidden="1" w:unhideWhenUsed="1"/>
+    <w:lsdException w:name="Table 3D effects 3" w:semiHidden="1" w:unhideWhenUsed="1"/>
+    <w:lsdException w:name="Table Contemporary" w:semiHidden="1" w:unhideWhenUsed="1"/>
+    <w:lsdException w:name="Table Elegant" w:semiHidden="1" w:unhideWhenUsed="1"/>
+    <w:lsdException w:name="Table Professional" w:semiHidden="1" w:unhideWhenUsed="1"/>
+    <w:lsdException w:name="Table Subtle 1" w:semiHidden="1" w:unhideWhenUsed="1"/>
+    <w:lsdException w:name="Table Subtle 2" w:semiHidden="1" w:unhideWhenUsed="1"/>
+    <w:lsdException w:name="Table Web 1" w:semiHidden="1" w:unhideWhenUsed="1"/>
+    <w:lsdException w:name="Table Web 2" w:semiHidden="1" w:unhideWhenUsed="1"/>
+    <w:lsdException w:name="Table Web 3" w:semiHidden="1" w:unhideWhenUsed="1"/>
+    <w:lsdException w:name="Balloon Text" w:semiHidden="1" w:unhideWhenUsed="1"/>
+    <w:lsdException w:name="Table Grid" w:uiPriority="59"/>
+    <w:lsdException w:name="Table Theme" w:semiHidden="1" w:unhideWhenUsed="1"/>
+    <w:lsdException w:name="Placeholder Text" w:semiHidden="1"/>
+    <w:lsdException w:name="No Spacing" w:uiPriority="1" w:qFormat="1"/>
+    <w:lsdException w:name="Light Shading" w:uiPriority="60"/>
+    <w:lsdException w:name="Light List" w:uiPriority="61"/>
+    <w:lsdException w:name="Light Grid" w:uiPriority="62"/>
+    <w:lsdException w:name="Medium Shading 1" w:uiPriority="63"/>
+    <w:lsdException w:name="Medium Shading 2" w:uiPriority="64"/>
+    <w:lsdException w:name="Medium List 1" w:uiPriority="65"/>
+    <w:lsdException w:name="Medium List 2" w:uiPriority="66"/>
+    <w:lsdException w:name="Medium Grid 1" w:uiPriority="67"/>
+    <w:lsdException w:name="Medium Grid 2" w:uiPriority="68"/>
+    <w:lsdException w:name="Medium Grid 3" w:uiPriority="69"/>
+    <w:lsdException w:name="Dark List" w:uiPriority="70"/>
+    <w:lsdException w:name="Colorful Shading" w:uiPriority="71"/>
+    <w:lsdException w:name="Colorful List" w:uiPriority="72"/>
+    <w:lsdException w:name="Colorful Grid" w:uiPriority="73"/>
+    <w:lsdException w:name="Light Shading Accent 1" w:uiPriority="60"/>
+    <w:lsdException w:name="Light List Accent 1" w:uiPriority="61"/>
+    <w:lsdException w:name="Light Grid Accent 1" w:uiPriority="62"/>
+    <w:lsdException w:name="Medium Shading 1 Accent 1" w:uiPriority="63"/>
+    <w:lsdException w:name="Medium Shading 2 Accent 1" w:uiPriority="64"/>
+    <w:lsdException w:name="Medium List 1 Accent 1" w:uiPriority="65"/>
+    <w:lsdException w:name="Revision" w:semiHidden="1"/>
+    <w:lsdException w:name="List Paragraph" w:uiPriority="34" w:qFormat="1"/>
+    <w:lsdException w:name="Quote" w:uiPriority="29" w:qFormat="1"/>
+    <w:lsdException w:name="Intense Quote" w:uiPriority="30" w:qFormat="1"/>
+    <w:lsdException w:name="Medium List 2 Accent 1" w:uiPriority="66"/>
+    <w:lsdException w:name="Medium Grid 1 Accent 1" w:uiPriority="67"/>
+    <w:lsdException w:name="Medium Grid 2 Accent 1" w:uiPriority="68"/>
+    <w:lsdException w:name="Medium Grid 3 Accent 1" w:uiPriority="69"/>
+    <w:lsdException w:name="Dark List Accent 1" w:uiPriority="70"/>
+    <w:lsdException w:name="Colorful Shading Accent 1" w:uiPriority="71"/>
+    <w:lsdException w:name="Colorful List Accent 1" w:uiPriority="72"/>
+    <w:lsdException w:name="Colorful Grid Accent 1" w:uiPriority="73"/>
+    <w:lsdException w:name="Light Shading Accent 2" w:uiPriority="60"/>
+    <w:lsdException w:name="Light List Accent 2" w:uiPriority="61"/>
+    <w:lsdException w:name="Light Grid Accent 2" w:uiPriority="62"/>
+    <w:lsdException w:name="Medium Shading 1 Accent 2" w:uiPriority="63"/>
+    <w:lsdException w:name="Medium Shading 2 Accent 2" w:uiPriority="64"/>
+    <w:lsdException w:name="Medium List 1 Accent 2" w:uiPriority="65"/>
+    <w:lsdException w:name="Medium List 2 Accent 2" w:uiPriority="66"/>
+    <w:lsdException w:name="Medium Grid 1 Accent 2" w:uiPriority="67"/>
+    <w:lsdException w:name="Medium Grid 2 Accent 2" w:uiPriority="68"/>
+    <w:lsdException w:name="Medium Grid 3 Accent 2" w:uiPriority="69"/>
+    <w:lsdException w:name="Dark List Accent 2" w:uiPriority="70"/>
+    <w:lsdException w:name="Colorful Shading Accent 2" w:uiPriority="71"/>
+    <w:lsdException w:name="Colorful List Accent 2" w:uiPriority="72"/>
+    <w:lsdException w:name="Colorful Grid Accent 2" w:uiPriority="73"/>
+    <w:lsdException w:name="Light Shading Accent 3" w:uiPriority="60"/>
+    <w:lsdException w:name="Light List Accent 3" w:uiPriority="61"/>
+    <w:lsdException w:name="Light Grid Accent 3" w:uiPriority="62"/>
+    <w:lsdException w:name="Medium Shading 1 Accent 3" w:uiPriority="63"/>
+    <w:lsdException w:name="Medium Shading 2 Accent 3" w:uiPriority="64"/>
+    <w:lsdException w:name="Medium List 1 Accent 3" w:uiPriority="65"/>
+    <w:lsdException w:name="Medium List 2 Accent 3" w:uiPriority="66"/>
+    <w:lsdException w:name="Medium Grid 1 Accent 3" w:uiPriority="67"/>
+    <w:lsdException w:name="Medium Grid 2 Accent 3" w:uiPriority="68"/>
+    <w:lsdException w:name="Medium Grid 3 Accent 3" w:uiPriority="69"/>
+    <w:lsdException w:name="Dark List Accent 3" w:uiPriority="70"/>
+    <w:lsdException w:name="Colorful Shading Accent 3" w:uiPriority="71"/>
+    <w:lsdException w:name="Colorful List Accent 3" w:uiPriority="72"/>
+    <w:lsdException w:name="Colorful Grid Accent 3" w:uiPriority="73"/>
+    <w:lsdException w:name="Light Shading Accent 4" w:uiPriority="60"/>
+    <w:lsdException w:name="Light List Accent 4" w:uiPriority="61"/>
+    <w:lsdException w:name="Light Grid Accent 4" w:uiPriority="62"/>
+    <w:lsdException w:name="Medium Shading 1 Accent 4" w:uiPriority="63"/>
+    <w:lsdException w:name="Medium Shading 2 Accent 4" w:uiPriority="64"/>
+    <w:lsdException w:name="Medium List 1 Accent 4" w:uiPriority="65"/>
+    <w:lsdException w:name="Medium List 2 Accent 4" w:uiPriority="66"/>
+    <w:lsdException w:name="Medium Grid 1 Accent 4" w:uiPriority="67"/>
+    <w:lsdException w:name="Medium Grid 2 Accent 4" w:uiPriority="68"/>
+    <w:lsdException w:name="Medium Grid 3 Accent 4" w:uiPriority="69"/>
+    <w:lsdException w:name="Dark List Accent 4" w:uiPriority="70"/>
+    <w:lsdException w:name="Colorful Shading Accent 4" w:uiPriority="71"/>
+    <w:lsdException w:name="Colorful List Accent 4" w:uiPriority="72"/>
+    <w:lsdException w:name="Colorful Grid Accent 4" w:uiPriority="73"/>
+    <w:lsdException w:name="Light Shading Accent 5" w:uiPriority="60"/>
+    <w:lsdException w:name="Light List Accent 5" w:uiPriority="61"/>
+    <w:lsdException w:name="Light Grid Accent 5" w:uiPriority="62"/>
+    <w:lsdException w:name="Medium Shading 1 Accent 5" w:uiPriority="63"/>
+    <w:lsdException w:name="Medium Shading 2 Accent 5" w:uiPriority="64"/>
+    <w:lsdException w:name="Medium List 1 Accent 5" w:uiPriority="65"/>
+    <w:lsdException w:name="Medium List 2 Accent 5" w:uiPriority="66"/>
+    <w:lsdException w:name="Medium Grid 1 Accent 5" w:uiPriority="67"/>
+    <w:lsdException w:name="Medium Grid 2 Accent 5" w:uiPriority="68"/>
+    <w:lsdException w:name="Medium Grid 3 Accent 5" w:uiPriority="69"/>
+    <w:lsdException w:name="Dark List Accent 5" w:uiPriority="70"/>
+    <w:lsdException w:name="Colorful Shading Accent 5" w:uiPriority="71"/>
+    <w:lsdException w:name="Colorful List Accent 5" w:uiPriority="72"/>
+    <w:lsdException w:name="Colorful Grid Accent 5" w:uiPriority="73"/>
+    <w:lsdException w:name="Light Shading Accent 6" w:uiPriority="60"/>
+    <w:lsdException w:name="Light List Accent 6" w:uiPriority="61"/>
+    <w:lsdException w:name="Light Grid Accent 6" w:uiPriority="62"/>
+    <w:lsdException w:name="Medium Shading 1 Accent 6" w:uiPriority="63"/>
+    <w:lsdException w:name="Medium Shading 2 Accent 6" w:uiPriority="64"/>
+    <w:lsdException w:name="Medium List 1 Accent 6" w:uiPriority="65"/>
+    <w:lsdException w:name="Medium List 2 Accent 6" w:uiPriority="66"/>
+    <w:lsdException w:name="Medium Grid 1 Accent 6" w:uiPriority="67"/>
+    <w:lsdException w:name="Medium Grid 2 Accent 6" w:uiPriority="68"/>
+    <w:lsdException w:name="Medium Grid 3 Accent 6" w:uiPriority="69"/>
+    <w:lsdException w:name="Dark List Accent 6" w:uiPriority="70"/>
+    <w:lsdException w:name="Colorful Shading Accent 6" w:uiPriority="71"/>
+    <w:lsdException w:name="Colorful List Accent 6" w:uiPriority="72"/>
+    <w:lsdException w:name="Colorful Grid Accent 6" w:uiPriority="73"/>
+    <w:lsdException w:name="Subtle Emphasis" w:uiPriority="19" w:qFormat="1"/>
+    <w:lsdException w:name="Intense Emphasis" w:uiPriority="21" w:qFormat="1"/>
+    <w:lsdException w:name="Subtle Reference" w:uiPriority="31" w:qFormat="1"/>
+    <w:lsdException w:name="Intense Reference" w:uiPriority="32" w:qFormat="1"/>
+    <w:lsdException w:name="Book Title" w:uiPriority="33" w:qFormat="1"/>
+    <w:lsdException w:name="Bibliography" w:semiHidden="1" w:uiPriority="37" w:unhideWhenUsed="1"/>
+    <w:lsdException w:name="TOC Heading" w:semiHidden="1" w:uiPriority="39" w:unhideWhenUsed="1" w:qFormat="1"/>
+    <w:lsdException w:name="Plain Table 1" w:uiPriority="41"/>
+    <w:lsdException w:name="Plain Table 2" w:uiPriority="42"/>
+    <w:lsdException w:name="Plain Table 3" w:uiPriority="43"/>
+    <w:lsdException w:name="Plain Table 4" w:uiPriority="44"/>
+    <w:lsdException w:name="Plain Table 5" w:uiPriority="45"/>
+    <w:lsdException w:name="Grid Table Light" w:uiPriority="40"/>
+    <w:lsdException w:name="Grid Table 1 Light" w:uiPriority="46"/>
+    <w:lsdException w:name="Grid Table 2" w:uiPriority="47"/>
+    <w:lsdException w:name="Grid Table 3" w:uiPriority="48"/>
+    <w:lsdException w:name="Grid Table 4" w:uiPriority="49"/>
+    <w:lsdException w:name="Grid Table 5 Dark" w:uiPriority="50"/>
+    <w:lsdException w:name="Grid Table 6 Colorful" w:uiPriority="51"/>
+    <w:lsdException w:name="Grid Table 7 Colorful" w:uiPriority="52"/>
+    <w:lsdException w:name="Grid Table 1 Light Accent 1" w:uiPriority="46"/>
+    <w:lsdException w:name="Grid Table 2 Accent 1" w:uiPriority="47"/>
+    <w:lsdException w:name="Grid Table 3 Accent 1" w:uiPriority="48"/>
+    <w:lsdException w:name="Grid Table 4 Accent 1" w:uiPriority="49"/>
+    <w:lsdException w:name="Grid Table 5 Dark Accent 1" w:uiPriority="50"/>
+    <w:lsdException w:name="Grid Table 6 Colorful Accent 1" w:uiPriority="51"/>
+    <w:lsdException w:name="Grid Table 7 Colorful Accent 1" w:uiPriority="52"/>
+    <w:lsdException w:name="Grid Table 1 Light Accent 2" w:uiPriority="46"/>
+    <w:lsdException w:name="Grid Table 2 Accent 2" w:uiPriority="47"/>
+    <w:lsdException w:name="Grid Table 3 Accent 2" w:uiPriority="48"/>
+    <w:lsdException w:name="Grid Table 4 Accent 2" w:uiPriority="49"/>
+    <w:lsdException w:name="Grid Table 5 Dark Accent 2" w:uiPriority="50"/>
+    <w:lsdException w:name="Grid Table 6 Colorful Accent 2" w:uiPriority="51"/>
+    <w:lsdException w:name="Grid Table 7 Colorful Accent 2" w:uiPriority="52"/>
+    <w:lsdException w:name="Grid Table 1 Light Accent 3" w:uiPriority="46"/>
+    <w:lsdException w:name="Grid Table 2 Accent 3" w:uiPriority="47"/>
+    <w:lsdException w:name="Grid Table 3 Accent 3" w:uiPriority="48"/>
+    <w:lsdException w:name="Grid Table 4 Accent 3" w:uiPriority="49"/>
+    <w:lsdException w:name="Grid Table 5 Dark Accent 3" w:uiPriority="50"/>
+    <w:lsdException w:name="Grid Table 6 Colorful Accent 3" w:uiPriority="51"/>
+    <w:lsdException w:name="Grid Table 7 Colorful Accent 3" w:uiPriority="52"/>
+    <w:lsdException w:name="Grid Table 1 Light Accent 4" w:uiPriority="46"/>
+    <w:lsdException w:name="Grid Table 2 Accent 4" w:uiPriority="47"/>
+    <w:lsdException w:name="Grid Table 3 Accent 4" w:uiPriority="48"/>
+    <w:lsdException w:name="Grid Table 4 Accent 4" w:uiPriority="49"/>
+    <w:lsdException w:name="Grid Table 5 Dark Accent 4" w:uiPriority="50"/>
+    <w:lsdException w:name="Grid Table 6 Colorful Accent 4" w:uiPriority="51"/>
+    <w:lsdException w:name="Grid Table 7 Colorful Accent 4" w:uiPriority="52"/>
+    <w:lsdException w:name="Grid Table 1 Light Accent 5" w:uiPriority="46"/>
+    <w:lsdException w:name="Grid Table 2 Accent 5" w:uiPriority="47"/>
+    <w:lsdException w:name="Grid Table 3 Accent 5" w:uiPriority="48"/>
+    <w:lsdException w:name="Grid Table 4 Accent 5" w:uiPriority="49"/>
+    <w:lsdException w:name="Grid Table 5 Dark Accent 5" w:uiPriority="50"/>
+    <w:lsdException w:name="Grid Table 6 Colorful Accent 5" w:uiPriority="51"/>
+    <w:lsdException w:name="Grid Table 7 Colorful Accent 5" w:uiPriority="52"/>
+    <w:lsdException w:name="Grid Table 1 Light Accent 6" w:uiPriority="46"/>
+    <w:lsdException w:name="Grid Table 2 Accent 6" w:uiPriority="47"/>
+    <w:lsdException w:name="Grid Table 3 Accent 6" w:uiPriority="48"/>
+    <w:lsdException w:name="Grid Table 4 Accent 6" w:uiPriority="49"/>
+    <w:lsdException w:name="Grid Table 5 Dark Accent 6" w:uiPriority="50"/>
+    <w:lsdException w:name="Grid Table 6 Colorful Accent 6" w:uiPriority="51"/>
+    <w:lsdException w:name="Grid Table 7 Colorful Accent 6" w:uiPriority="52"/>
+    <w:lsdException w:name="List Table 1 Light" w:uiPriority="46"/>
+    <w:lsdException w:name="List Table 2" w:uiPriority="47"/>
+    <w:lsdException w:name="List Table 3" w:uiPriority="48"/>
+    <w:lsdException w:name="List Table 4" w:uiPriority="49"/>
+    <w:lsdException w:name="List Table 5 Dark" w:uiPriority="50"/>
+    <w:lsdException w:name="List Table 6 Colorful" w:uiPriority="51"/>
+    <w:lsdException w:name="List Table 7 Colorful" w:uiPriority="52"/>
+    <w:lsdException w:name="List Table 1 Light Accent 1" w:uiPriority="46"/>
+    <w:lsdException w:name="List Table 2 Accent 1" w:uiPriority="47"/>
+    <w:lsdException w:name="List Table 3 Accent 1" w:uiPriority="48"/>
+    <w:lsdException w:name="List Table 4 Accent 1" w:uiPriority="49"/>
+    <w:lsdException w:name="List Table 5 Dark Accent 1" w:uiPriority="50"/>
+    <w:lsdException w:name="List Table 6 Colorful Accent 1" w:uiPriority="51"/>
+    <w:lsdException w:name="List Table 7 Colorful Accent 1" w:uiPriority="52"/>
+    <w:lsdException w:name="List Table 1 Light Accent 2" w:uiPriority="46"/>
+    <w:lsdException w:name="List Table 2 Accent 2" w:uiPriority="47"/>
+    <w:lsdException w:name="List Table 3 Accent 2" w:uiPriority="48"/>
+    <w:lsdException w:name="List Table 4 Accent 2" w:uiPriority="49"/>
+    <w:lsdException w:name="List Table 5 Dark Accent 2" w:uiPriority="50"/>
+    <w:lsdException w:name="List Table 6 Colorful Accent 2" w:uiPriority="51"/>
+    <w:lsdException w:name="List Table 7 Colorful Accent 2" w:uiPriority="52"/>
+    <w:lsdException w:name="List Table 1 Light Accent 3" w:uiPriority="46"/>
+    <w:lsdException w:name="List Table 2 Accent 3" w:uiPriority="47"/>
+    <w:lsdException w:name="List Table 3 Accent 3" w:uiPriority="48"/>
+    <w:lsdException w:name="List Table 4 Accent 3" w:uiPriority="49"/>
+    <w:lsdException w:name="List Table 5 Dark Accent 3" w:uiPriority="50"/>
+    <w:lsdException w:name="List Table 6 Colorful Accent 3" w:uiPriority="51"/>
+    <w:lsdException w:name="List Table 7 Colorful Accent 3" w:uiPriority="52"/>
+    <w:lsdException w:name="List Table 1 Light Accent 4" w:uiPriority="46"/>
+    <w:lsdException w:name="List Table 2 Accent 4" w:uiPriority="47"/>
+    <w:lsdException w:name="List Table 3 Accent 4" w:uiPriority="48"/>
+    <w:lsdException w:name="List Table 4 Accent 4" w:uiPriority="49"/>
+    <w:lsdException w:name="List Table 5 Dark Accent 4" w:uiPriority="50"/>
+    <w:lsdException w:name="List Table 6 Colorful Accent 4" w:uiPriority="51"/>
+    <w:lsdException w:name="List Table 7 Colorful Accent 4" w:uiPriority="52"/>
+    <w:lsdException w:name="List Table 1 Light Accent 5" w:uiPriority="46"/>
+    <w:lsdException w:name="List Table 2 Accent 5" w:uiPriority="47"/>
+    <w:lsdException w:name="List Table 3 Accent 5" w:uiPriority="48"/>
+    <w:lsdException w:name="List Table 4 Accent 5" w:uiPriority="49"/>
+    <w:lsdException w:name="List Table 5 Dark Accent 5" w:uiPriority="50"/>
+    <w:lsdException w:name="List Table 6 Colorful Accent 5" w:uiPriority="51"/>
+    <w:lsdException w:name="List Table 7 Colorful Accent 5" w:uiPriority="52"/>
+    <w:lsdException w:name="List Table 1 Light Accent 6" w:uiPriority="46"/>
+    <w:lsdException w:name="List Table 2 Accent 6" w:uiPriority="47"/>
+    <w:lsdException w:name="List Table 3 Accent 6" w:uiPriority="48"/>
+    <w:lsdException w:name="List Table 4 Accent 6" w:uiPriority="49"/>
+    <w:lsdException w:name="List Table 5 Dark Accent 6" w:uiPriority="50"/>
+    <w:lsdException w:name="List Table 6 Colorful Accent 6" w:uiPriority="51"/>
+    <w:lsdException w:name="List Table 7 Colorful Accent 6" w:uiPriority="52"/>
   </w:latentStyles>
   <w:style w:type="paragraph" w:default="1" w:styleId="Normal">
     <w:name w:val="Normal"/>
@@ -5140,8 +5378,8 @@
   </w:style>
   <w:style w:type="paragraph" w:styleId="Heading1">
     <w:name w:val="heading 1"/>
-    <w:basedOn w:val="normal0"/>
-    <w:next w:val="normal0"/>
+    <w:basedOn w:val="Normal1"/>
+    <w:next w:val="Normal1"/>
     <w:rsid w:val="00BE2BC5"/>
     <w:pPr>
       <w:keepNext/>
@@ -5156,8 +5394,8 @@
   </w:style>
   <w:style w:type="paragraph" w:styleId="Heading2">
     <w:name w:val="heading 2"/>
-    <w:basedOn w:val="normal0"/>
-    <w:next w:val="normal0"/>
+    <w:basedOn w:val="Normal1"/>
+    <w:next w:val="Normal1"/>
     <w:rsid w:val="00BE2BC5"/>
     <w:pPr>
       <w:keepNext/>
@@ -5172,8 +5410,8 @@
   </w:style>
   <w:style w:type="paragraph" w:styleId="Heading3">
     <w:name w:val="heading 3"/>
-    <w:basedOn w:val="normal0"/>
-    <w:next w:val="normal0"/>
+    <w:basedOn w:val="Normal1"/>
+    <w:next w:val="Normal1"/>
     <w:rsid w:val="00BE2BC5"/>
     <w:pPr>
       <w:keepNext/>
@@ -5189,8 +5427,8 @@
   </w:style>
   <w:style w:type="paragraph" w:styleId="Heading4">
     <w:name w:val="heading 4"/>
-    <w:basedOn w:val="normal0"/>
-    <w:next w:val="normal0"/>
+    <w:basedOn w:val="Normal1"/>
+    <w:next w:val="Normal1"/>
     <w:rsid w:val="00BE2BC5"/>
     <w:pPr>
       <w:keepNext/>
@@ -5206,8 +5444,8 @@
   </w:style>
   <w:style w:type="paragraph" w:styleId="Heading5">
     <w:name w:val="heading 5"/>
-    <w:basedOn w:val="normal0"/>
-    <w:next w:val="normal0"/>
+    <w:basedOn w:val="Normal1"/>
+    <w:next w:val="Normal1"/>
     <w:rsid w:val="00BE2BC5"/>
     <w:pPr>
       <w:keepNext/>
@@ -5221,8 +5459,8 @@
   </w:style>
   <w:style w:type="paragraph" w:styleId="Heading6">
     <w:name w:val="heading 6"/>
-    <w:basedOn w:val="normal0"/>
-    <w:next w:val="normal0"/>
+    <w:basedOn w:val="Normal1"/>
+    <w:next w:val="Normal1"/>
     <w:rsid w:val="00BE2BC5"/>
     <w:pPr>
       <w:keepNext/>
@@ -5247,7 +5485,6 @@
     <w:uiPriority w:val="99"/>
     <w:semiHidden/>
     <w:unhideWhenUsed/>
-    <w:qFormat/>
     <w:tblPr>
       <w:tblInd w:w="0" w:type="dxa"/>
       <w:tblCellMar>
@@ -5276,14 +5513,14 @@
       </w:tblCellMar>
     </w:tblPr>
   </w:style>
-  <w:style w:type="paragraph" w:customStyle="1" w:styleId="normal0">
-    <w:name w:val="normal"/>
+  <w:style w:type="paragraph" w:customStyle="1" w:styleId="Normal1">
+    <w:name w:val="Normal1"/>
     <w:rsid w:val="00BE2BC5"/>
   </w:style>
   <w:style w:type="paragraph" w:styleId="Title">
     <w:name w:val="Title"/>
-    <w:basedOn w:val="normal0"/>
-    <w:next w:val="normal0"/>
+    <w:basedOn w:val="Normal1"/>
+    <w:next w:val="Normal1"/>
     <w:rsid w:val="00BE2BC5"/>
     <w:pPr>
       <w:keepNext/>
@@ -5297,8 +5534,8 @@
   </w:style>
   <w:style w:type="paragraph" w:styleId="Subtitle">
     <w:name w:val="Subtitle"/>
-    <w:basedOn w:val="normal0"/>
-    <w:next w:val="normal0"/>
+    <w:basedOn w:val="Normal1"/>
+    <w:next w:val="Normal1"/>
     <w:rsid w:val="00BE2BC5"/>
     <w:pPr>
       <w:keepNext/>
